--- a/docs/Текст_ВКР_Пирязев_Михаил_М8О_407Б_22.docx
+++ b/docs/Текст_ВКР_Пирязев_Михаил_М8О_407Б_22.docx
@@ -217,6 +217,14 @@
           <w:szCs w:val="20"/>
         </w:rPr>
         <w:t xml:space="preserve"> УЧРЕЖДЕНИЕ ВЫСШЕГО ОБРАЗОВАНИЯ</w:t>
+      </w:r>
+      <w:r>
+        <w:rPr>
+          <w:rStyle w:val="FontStyle35"/>
+          <w:sz w:val="20"/>
+          <w:szCs w:val="20"/>
+        </w:rPr>
+        <w:t>о</w:t>
       </w:r>
     </w:p>
     <w:p>
@@ -5778,7 +5786,7 @@
         <w:spacing w:before="0"/>
       </w:pPr>
       <w:bookmarkStart w:id="0" w:name="реферат"/>
-      <w:bookmarkStart w:id="1" w:name="_Toc227492775"/>
+      <w:bookmarkStart w:id="1" w:name="_Toc228214380"/>
       <w:bookmarkEnd w:id="0"/>
       <w:r>
         <w:rPr>
@@ -5794,13 +5802,52 @@
         <w:pStyle w:val="a0"/>
       </w:pPr>
       <w:r>
-        <w:t xml:space="preserve">Выпускная квалификационная работа состоит из </w:t>
-      </w:r>
-      <w:r>
-        <w:rPr>
-          <w:highlight w:val="yellow"/>
-        </w:rPr>
-        <w:t>70 страниц, 12 рисунков, 8 таблиц, 21 источника и 2 приложений.</w:t>
+        <w:t>Выпускная квалификаци</w:t>
+      </w:r>
+      <w:r>
+        <w:t>онная работа состоит из 7</w:t>
+      </w:r>
+      <w:r>
+        <w:t>1</w:t>
+      </w:r>
+      <w:r>
+        <w:t xml:space="preserve"> страниц</w:t>
+      </w:r>
+      <w:r>
+        <w:t>ы</w:t>
+      </w:r>
+      <w:r>
+        <w:t xml:space="preserve">, </w:t>
+      </w:r>
+      <w:r>
+        <w:t>2</w:t>
+      </w:r>
+      <w:r>
+        <w:t xml:space="preserve"> рисунков, </w:t>
+      </w:r>
+      <w:r>
+        <w:t>1</w:t>
+      </w:r>
+      <w:r>
+        <w:t xml:space="preserve"> таблиц</w:t>
+      </w:r>
+      <w:r>
+        <w:t>ы</w:t>
+      </w:r>
+      <w:r>
+        <w:t xml:space="preserve">, </w:t>
+      </w:r>
+      <w:r>
+        <w:t xml:space="preserve">10 </w:t>
+      </w:r>
+      <w:r>
+        <w:t>источник</w:t>
+      </w:r>
+      <w:r>
+        <w:t>ов</w:t>
+      </w:r>
+      <w:r>
+        <w:t>.</w:t>
       </w:r>
     </w:p>
     <w:p>
@@ -5864,10 +5911,13 @@
         <w:pStyle w:val="a0"/>
       </w:pPr>
       <w:r>
-        <w:rPr>
-          <w:highlight w:val="yellow"/>
-        </w:rPr>
-        <w:t>По результатам работы составлена данная работа, состоящая из введения, заключения и трех глав.</w:t>
+        <w:t xml:space="preserve">По результатам работы составлена данная работа, состоящая из введения, заключения и </w:t>
+      </w:r>
+      <w:r>
+        <w:t>четырех</w:t>
+      </w:r>
+      <w:r>
+        <w:t xml:space="preserve"> глав.</w:t>
       </w:r>
     </w:p>
     <w:p>
@@ -5876,7 +5926,7 @@
       </w:pPr>
       <w:bookmarkStart w:id="2" w:name="реферат_Копия_1"/>
       <w:bookmarkStart w:id="3" w:name="содержание"/>
-      <w:bookmarkStart w:id="4" w:name="_Toc227492776"/>
+      <w:bookmarkStart w:id="4" w:name="_Toc228214381"/>
       <w:bookmarkEnd w:id="2"/>
       <w:r>
         <w:rPr>
@@ -5890,12 +5940,22 @@
     </w:p>
     <w:sdt>
       <w:sdtPr>
+        <w:rPr>
+          <w:b w:val="0"/>
+          <w:bCs/>
+        </w:rPr>
         <w:id w:val="18825687"/>
         <w:docPartObj>
           <w:docPartGallery w:val="Table of Contents"/>
           <w:docPartUnique/>
         </w:docPartObj>
       </w:sdtPr>
+      <w:sdtEndPr>
+        <w:rPr>
+          <w:b/>
+          <w:bCs w:val="0"/>
+        </w:rPr>
+      </w:sdtEndPr>
       <w:sdtContent>
         <w:commentRangeStart w:id="5" w:displacedByCustomXml="prev"/>
         <w:p>
@@ -5904,6 +5964,7 @@
             <w:rPr>
               <w:rFonts w:asciiTheme="minorHAnsi" w:eastAsiaTheme="minorEastAsia" w:hAnsiTheme="minorHAnsi"/>
               <w:b w:val="0"/>
+              <w:bCs/>
               <w:noProof/>
               <w:kern w:val="2"/>
               <w:sz w:val="24"/>
@@ -5911,12 +5972,17 @@
             </w:rPr>
           </w:pPr>
           <w:r>
+            <w:rPr>
+              <w:b w:val="0"/>
+              <w:bCs/>
+            </w:rPr>
             <w:fldChar w:fldCharType="begin"/>
           </w:r>
           <w:r>
             <w:rPr>
               <w:rStyle w:val="afff"/>
               <w:b w:val="0"/>
+              <w:bCs/>
               <w:caps/>
               <w:webHidden/>
             </w:rPr>
@@ -5926,20 +5992,25 @@
             <w:rPr>
               <w:rStyle w:val="afff"/>
               <w:b w:val="0"/>
+              <w:bCs/>
               <w:caps/>
             </w:rPr>
             <w:fldChar w:fldCharType="separate"/>
           </w:r>
-          <w:hyperlink w:anchor="_Toc227492775" w:history="1">
+          <w:hyperlink w:anchor="_Toc228214380" w:history="1">
             <w:r>
               <w:rPr>
                 <w:rStyle w:val="ae"/>
+                <w:b w:val="0"/>
+                <w:bCs/>
                 <w:noProof/>
               </w:rPr>
               <w:t>Реферат</w:t>
             </w:r>
             <w:r>
               <w:rPr>
+                <w:b w:val="0"/>
+                <w:bCs/>
                 <w:noProof/>
                 <w:webHidden/>
               </w:rPr>
@@ -5947,6 +6018,8 @@
             </w:r>
             <w:r>
               <w:rPr>
+                <w:b w:val="0"/>
+                <w:bCs/>
                 <w:noProof/>
                 <w:webHidden/>
               </w:rPr>
@@ -5954,19 +6027,25 @@
             </w:r>
             <w:r>
               <w:rPr>
+                <w:b w:val="0"/>
+                <w:bCs/>
                 <w:noProof/>
                 <w:webHidden/>
               </w:rPr>
-              <w:instrText xml:space="preserve"> PAGEREF _Toc227492775 \h </w:instrText>
-            </w:r>
-            <w:r>
-              <w:rPr>
+              <w:instrText xml:space="preserve"> PAGEREF _Toc228214380 \h </w:instrText>
+            </w:r>
+            <w:r>
+              <w:rPr>
+                <w:b w:val="0"/>
+                <w:bCs/>
                 <w:noProof/>
                 <w:webHidden/>
               </w:rPr>
             </w:r>
             <w:r>
               <w:rPr>
+                <w:b w:val="0"/>
+                <w:bCs/>
                 <w:noProof/>
                 <w:webHidden/>
               </w:rPr>
@@ -5974,6 +6053,8 @@
             </w:r>
             <w:r>
               <w:rPr>
+                <w:b w:val="0"/>
+                <w:bCs/>
                 <w:noProof/>
                 <w:webHidden/>
               </w:rPr>
@@ -5981,6 +6062,8 @@
             </w:r>
             <w:r>
               <w:rPr>
+                <w:b w:val="0"/>
+                <w:bCs/>
                 <w:noProof/>
                 <w:webHidden/>
               </w:rPr>
@@ -5994,22 +6077,27 @@
             <w:rPr>
               <w:rFonts w:asciiTheme="minorHAnsi" w:eastAsiaTheme="minorEastAsia" w:hAnsiTheme="minorHAnsi"/>
               <w:b w:val="0"/>
+              <w:bCs/>
               <w:noProof/>
               <w:kern w:val="2"/>
               <w:sz w:val="24"/>
               <w14:ligatures w14:val="standardContextual"/>
             </w:rPr>
           </w:pPr>
-          <w:hyperlink w:anchor="_Toc227492776" w:history="1">
+          <w:hyperlink w:anchor="_Toc228214381" w:history="1">
             <w:r>
               <w:rPr>
                 <w:rStyle w:val="ae"/>
+                <w:b w:val="0"/>
+                <w:bCs/>
                 <w:noProof/>
               </w:rPr>
               <w:t>Содержание</w:t>
             </w:r>
             <w:r>
               <w:rPr>
+                <w:b w:val="0"/>
+                <w:bCs/>
                 <w:noProof/>
                 <w:webHidden/>
               </w:rPr>
@@ -6017,6 +6105,8 @@
             </w:r>
             <w:r>
               <w:rPr>
+                <w:b w:val="0"/>
+                <w:bCs/>
                 <w:noProof/>
                 <w:webHidden/>
               </w:rPr>
@@ -6024,19 +6114,25 @@
             </w:r>
             <w:r>
               <w:rPr>
+                <w:b w:val="0"/>
+                <w:bCs/>
                 <w:noProof/>
                 <w:webHidden/>
               </w:rPr>
-              <w:instrText xml:space="preserve"> PAGEREF _Toc227492776 \h </w:instrText>
-            </w:r>
-            <w:r>
-              <w:rPr>
+              <w:instrText xml:space="preserve"> PAGEREF _Toc228214381 \h </w:instrText>
+            </w:r>
+            <w:r>
+              <w:rPr>
+                <w:b w:val="0"/>
+                <w:bCs/>
                 <w:noProof/>
                 <w:webHidden/>
               </w:rPr>
             </w:r>
             <w:r>
               <w:rPr>
+                <w:b w:val="0"/>
+                <w:bCs/>
                 <w:noProof/>
                 <w:webHidden/>
               </w:rPr>
@@ -6044,6 +6140,8 @@
             </w:r>
             <w:r>
               <w:rPr>
+                <w:b w:val="0"/>
+                <w:bCs/>
                 <w:noProof/>
                 <w:webHidden/>
               </w:rPr>
@@ -6051,6 +6149,8 @@
             </w:r>
             <w:r>
               <w:rPr>
+                <w:b w:val="0"/>
+                <w:bCs/>
                 <w:noProof/>
                 <w:webHidden/>
               </w:rPr>
@@ -6064,22 +6164,27 @@
             <w:rPr>
               <w:rFonts w:asciiTheme="minorHAnsi" w:eastAsiaTheme="minorEastAsia" w:hAnsiTheme="minorHAnsi"/>
               <w:b w:val="0"/>
+              <w:bCs/>
               <w:noProof/>
               <w:kern w:val="2"/>
               <w:sz w:val="24"/>
               <w14:ligatures w14:val="standardContextual"/>
             </w:rPr>
           </w:pPr>
-          <w:hyperlink w:anchor="_Toc227492777" w:history="1">
+          <w:hyperlink w:anchor="_Toc228214382" w:history="1">
             <w:r>
               <w:rPr>
                 <w:rStyle w:val="ae"/>
+                <w:b w:val="0"/>
+                <w:bCs/>
                 <w:noProof/>
               </w:rPr>
               <w:t>ТЕРМИНЫ И ОПРЕДЕЛЕНИЯ</w:t>
             </w:r>
             <w:r>
               <w:rPr>
+                <w:b w:val="0"/>
+                <w:bCs/>
                 <w:noProof/>
                 <w:webHidden/>
               </w:rPr>
@@ -6087,6 +6192,8 @@
             </w:r>
             <w:r>
               <w:rPr>
+                <w:b w:val="0"/>
+                <w:bCs/>
                 <w:noProof/>
                 <w:webHidden/>
               </w:rPr>
@@ -6094,19 +6201,25 @@
             </w:r>
             <w:r>
               <w:rPr>
+                <w:b w:val="0"/>
+                <w:bCs/>
                 <w:noProof/>
                 <w:webHidden/>
               </w:rPr>
-              <w:instrText xml:space="preserve"> PAGEREF _Toc227492777 \h </w:instrText>
-            </w:r>
-            <w:r>
-              <w:rPr>
+              <w:instrText xml:space="preserve"> PAGEREF _Toc228214382 \h </w:instrText>
+            </w:r>
+            <w:r>
+              <w:rPr>
+                <w:b w:val="0"/>
+                <w:bCs/>
                 <w:noProof/>
                 <w:webHidden/>
               </w:rPr>
             </w:r>
             <w:r>
               <w:rPr>
+                <w:b w:val="0"/>
+                <w:bCs/>
                 <w:noProof/>
                 <w:webHidden/>
               </w:rPr>
@@ -6114,6 +6227,8 @@
             </w:r>
             <w:r>
               <w:rPr>
+                <w:b w:val="0"/>
+                <w:bCs/>
                 <w:noProof/>
                 <w:webHidden/>
               </w:rPr>
@@ -6121,6 +6236,8 @@
             </w:r>
             <w:r>
               <w:rPr>
+                <w:b w:val="0"/>
+                <w:bCs/>
                 <w:noProof/>
                 <w:webHidden/>
               </w:rPr>
@@ -6134,22 +6251,27 @@
             <w:rPr>
               <w:rFonts w:asciiTheme="minorHAnsi" w:eastAsiaTheme="minorEastAsia" w:hAnsiTheme="minorHAnsi"/>
               <w:b w:val="0"/>
+              <w:bCs/>
               <w:noProof/>
               <w:kern w:val="2"/>
               <w:sz w:val="24"/>
               <w14:ligatures w14:val="standardContextual"/>
             </w:rPr>
           </w:pPr>
-          <w:hyperlink w:anchor="_Toc227492778" w:history="1">
+          <w:hyperlink w:anchor="_Toc228214383" w:history="1">
             <w:r>
               <w:rPr>
                 <w:rStyle w:val="ae"/>
+                <w:b w:val="0"/>
+                <w:bCs/>
                 <w:noProof/>
               </w:rPr>
               <w:t>Перечень сокращений и обозначений</w:t>
             </w:r>
             <w:r>
               <w:rPr>
+                <w:b w:val="0"/>
+                <w:bCs/>
                 <w:noProof/>
                 <w:webHidden/>
               </w:rPr>
@@ -6157,6 +6279,8 @@
             </w:r>
             <w:r>
               <w:rPr>
+                <w:b w:val="0"/>
+                <w:bCs/>
                 <w:noProof/>
                 <w:webHidden/>
               </w:rPr>
@@ -6164,19 +6288,25 @@
             </w:r>
             <w:r>
               <w:rPr>
+                <w:b w:val="0"/>
+                <w:bCs/>
                 <w:noProof/>
                 <w:webHidden/>
               </w:rPr>
-              <w:instrText xml:space="preserve"> PAGEREF _Toc227492778 \h </w:instrText>
-            </w:r>
-            <w:r>
-              <w:rPr>
+              <w:instrText xml:space="preserve"> PAGEREF _Toc228214383 \h </w:instrText>
+            </w:r>
+            <w:r>
+              <w:rPr>
+                <w:b w:val="0"/>
+                <w:bCs/>
                 <w:noProof/>
                 <w:webHidden/>
               </w:rPr>
             </w:r>
             <w:r>
               <w:rPr>
+                <w:b w:val="0"/>
+                <w:bCs/>
                 <w:noProof/>
                 <w:webHidden/>
               </w:rPr>
@@ -6184,6 +6314,8 @@
             </w:r>
             <w:r>
               <w:rPr>
+                <w:b w:val="0"/>
+                <w:bCs/>
                 <w:noProof/>
                 <w:webHidden/>
               </w:rPr>
@@ -6191,6 +6323,8 @@
             </w:r>
             <w:r>
               <w:rPr>
+                <w:b w:val="0"/>
+                <w:bCs/>
                 <w:noProof/>
                 <w:webHidden/>
               </w:rPr>
@@ -6204,16 +6338,19 @@
             <w:rPr>
               <w:rFonts w:asciiTheme="minorHAnsi" w:eastAsiaTheme="minorEastAsia" w:hAnsiTheme="minorHAnsi"/>
               <w:b w:val="0"/>
+              <w:bCs/>
               <w:noProof/>
               <w:kern w:val="2"/>
               <w:sz w:val="24"/>
               <w14:ligatures w14:val="standardContextual"/>
             </w:rPr>
           </w:pPr>
-          <w:hyperlink w:anchor="_Toc227492779" w:history="1">
+          <w:hyperlink w:anchor="_Toc228214384" w:history="1">
             <w:r>
               <w:rPr>
                 <w:rStyle w:val="ae"/>
+                <w:b w:val="0"/>
+                <w:bCs/>
                 <w:caps/>
                 <w:noProof/>
               </w:rPr>
@@ -6221,6 +6358,8 @@
             </w:r>
             <w:r>
               <w:rPr>
+                <w:b w:val="0"/>
+                <w:bCs/>
                 <w:noProof/>
                 <w:webHidden/>
               </w:rPr>
@@ -6228,6 +6367,8 @@
             </w:r>
             <w:r>
               <w:rPr>
+                <w:b w:val="0"/>
+                <w:bCs/>
                 <w:noProof/>
                 <w:webHidden/>
               </w:rPr>
@@ -6235,19 +6376,25 @@
             </w:r>
             <w:r>
               <w:rPr>
+                <w:b w:val="0"/>
+                <w:bCs/>
                 <w:noProof/>
                 <w:webHidden/>
               </w:rPr>
-              <w:instrText xml:space="preserve"> PAGEREF _Toc227492779 \h </w:instrText>
-            </w:r>
-            <w:r>
-              <w:rPr>
+              <w:instrText xml:space="preserve"> PAGEREF _Toc228214384 \h </w:instrText>
+            </w:r>
+            <w:r>
+              <w:rPr>
+                <w:b w:val="0"/>
+                <w:bCs/>
                 <w:noProof/>
                 <w:webHidden/>
               </w:rPr>
             </w:r>
             <w:r>
               <w:rPr>
+                <w:b w:val="0"/>
+                <w:bCs/>
                 <w:noProof/>
                 <w:webHidden/>
               </w:rPr>
@@ -6255,6 +6402,8 @@
             </w:r>
             <w:r>
               <w:rPr>
+                <w:b w:val="0"/>
+                <w:bCs/>
                 <w:noProof/>
                 <w:webHidden/>
               </w:rPr>
@@ -6262,6 +6411,8 @@
             </w:r>
             <w:r>
               <w:rPr>
+                <w:b w:val="0"/>
+                <w:bCs/>
                 <w:noProof/>
                 <w:webHidden/>
               </w:rPr>
@@ -6275,16 +6426,19 @@
             <w:rPr>
               <w:rFonts w:asciiTheme="minorHAnsi" w:eastAsiaTheme="minorEastAsia" w:hAnsiTheme="minorHAnsi"/>
               <w:b w:val="0"/>
+              <w:bCs/>
               <w:noProof/>
               <w:kern w:val="2"/>
               <w:sz w:val="24"/>
               <w14:ligatures w14:val="standardContextual"/>
             </w:rPr>
           </w:pPr>
-          <w:hyperlink w:anchor="_Toc227492780" w:history="1">
+          <w:hyperlink w:anchor="_Toc228214385" w:history="1">
             <w:r>
               <w:rPr>
                 <w:rStyle w:val="ae"/>
+                <w:b w:val="0"/>
+                <w:bCs/>
                 <w:noProof/>
               </w:rPr>
               <w:t>1</w:t>
@@ -6293,6 +6447,7 @@
               <w:rPr>
                 <w:rFonts w:asciiTheme="minorHAnsi" w:eastAsiaTheme="minorEastAsia" w:hAnsiTheme="minorHAnsi"/>
                 <w:b w:val="0"/>
+                <w:bCs/>
                 <w:noProof/>
                 <w:kern w:val="2"/>
                 <w:sz w:val="24"/>
@@ -6303,12 +6458,16 @@
             <w:r>
               <w:rPr>
                 <w:rStyle w:val="ae"/>
+                <w:b w:val="0"/>
+                <w:bCs/>
                 <w:noProof/>
               </w:rPr>
               <w:t>АНАЛИЗ ПРЕДМЕТНОЙ ОБЛАСТИ И ТРЕБОВАНИЙ</w:t>
             </w:r>
             <w:r>
               <w:rPr>
+                <w:b w:val="0"/>
+                <w:bCs/>
                 <w:noProof/>
                 <w:webHidden/>
               </w:rPr>
@@ -6316,6 +6475,8 @@
             </w:r>
             <w:r>
               <w:rPr>
+                <w:b w:val="0"/>
+                <w:bCs/>
                 <w:noProof/>
                 <w:webHidden/>
               </w:rPr>
@@ -6323,19 +6484,25 @@
             </w:r>
             <w:r>
               <w:rPr>
+                <w:b w:val="0"/>
+                <w:bCs/>
                 <w:noProof/>
                 <w:webHidden/>
               </w:rPr>
-              <w:instrText xml:space="preserve"> PAGEREF _Toc227492780 \h </w:instrText>
-            </w:r>
-            <w:r>
-              <w:rPr>
+              <w:instrText xml:space="preserve"> PAGEREF _Toc228214385 \h </w:instrText>
+            </w:r>
+            <w:r>
+              <w:rPr>
+                <w:b w:val="0"/>
+                <w:bCs/>
                 <w:noProof/>
                 <w:webHidden/>
               </w:rPr>
             </w:r>
             <w:r>
               <w:rPr>
+                <w:b w:val="0"/>
+                <w:bCs/>
                 <w:noProof/>
                 <w:webHidden/>
               </w:rPr>
@@ -6343,6 +6510,8 @@
             </w:r>
             <w:r>
               <w:rPr>
+                <w:b w:val="0"/>
+                <w:bCs/>
                 <w:noProof/>
                 <w:webHidden/>
               </w:rPr>
@@ -6350,6 +6519,8 @@
             </w:r>
             <w:r>
               <w:rPr>
+                <w:b w:val="0"/>
+                <w:bCs/>
                 <w:noProof/>
                 <w:webHidden/>
               </w:rPr>
@@ -6362,6 +6533,7 @@
             <w:pStyle w:val="23"/>
             <w:rPr>
               <w:rFonts w:asciiTheme="minorHAnsi" w:eastAsiaTheme="minorEastAsia" w:hAnsiTheme="minorHAnsi" w:cstheme="minorBidi"/>
+              <w:bCs/>
               <w:noProof/>
               <w:kern w:val="2"/>
               <w:sz w:val="24"/>
@@ -6369,10 +6541,11 @@
               <w14:ligatures w14:val="standardContextual"/>
             </w:rPr>
           </w:pPr>
-          <w:hyperlink w:anchor="_Toc227492781" w:history="1">
+          <w:hyperlink w:anchor="_Toc228214386" w:history="1">
             <w:r>
               <w:rPr>
                 <w:rStyle w:val="ae"/>
+                <w:bCs/>
                 <w:noProof/>
               </w:rPr>
               <w:t>1.1</w:t>
@@ -6380,6 +6553,7 @@
             <w:r>
               <w:rPr>
                 <w:rFonts w:asciiTheme="minorHAnsi" w:eastAsiaTheme="minorEastAsia" w:hAnsiTheme="minorHAnsi" w:cstheme="minorBidi"/>
+                <w:bCs/>
                 <w:noProof/>
                 <w:kern w:val="2"/>
                 <w:sz w:val="24"/>
@@ -6391,12 +6565,14 @@
             <w:r>
               <w:rPr>
                 <w:rStyle w:val="ae"/>
+                <w:bCs/>
                 <w:noProof/>
               </w:rPr>
               <w:t>Поток финансовых транзакций и место мониторинга в банковской инфраструктуре</w:t>
             </w:r>
             <w:r>
               <w:rPr>
+                <w:bCs/>
                 <w:noProof/>
                 <w:webHidden/>
               </w:rPr>
@@ -6404,6 +6580,7 @@
             </w:r>
             <w:r>
               <w:rPr>
+                <w:bCs/>
                 <w:noProof/>
                 <w:webHidden/>
               </w:rPr>
@@ -6411,19 +6588,22 @@
             </w:r>
             <w:r>
               <w:rPr>
+                <w:bCs/>
                 <w:noProof/>
                 <w:webHidden/>
               </w:rPr>
-              <w:instrText xml:space="preserve"> PAGEREF _Toc227492781 \h </w:instrText>
-            </w:r>
-            <w:r>
-              <w:rPr>
+              <w:instrText xml:space="preserve"> PAGEREF _Toc228214386 \h </w:instrText>
+            </w:r>
+            <w:r>
+              <w:rPr>
+                <w:bCs/>
                 <w:noProof/>
                 <w:webHidden/>
               </w:rPr>
             </w:r>
             <w:r>
               <w:rPr>
+                <w:bCs/>
                 <w:noProof/>
                 <w:webHidden/>
               </w:rPr>
@@ -6431,6 +6611,7 @@
             </w:r>
             <w:r>
               <w:rPr>
+                <w:bCs/>
                 <w:noProof/>
                 <w:webHidden/>
               </w:rPr>
@@ -6438,6 +6619,7 @@
             </w:r>
             <w:r>
               <w:rPr>
+                <w:bCs/>
                 <w:noProof/>
                 <w:webHidden/>
               </w:rPr>
@@ -6450,6 +6632,7 @@
             <w:pStyle w:val="23"/>
             <w:rPr>
               <w:rFonts w:asciiTheme="minorHAnsi" w:eastAsiaTheme="minorEastAsia" w:hAnsiTheme="minorHAnsi" w:cstheme="minorBidi"/>
+              <w:bCs/>
               <w:noProof/>
               <w:kern w:val="2"/>
               <w:sz w:val="24"/>
@@ -6457,10 +6640,11 @@
               <w14:ligatures w14:val="standardContextual"/>
             </w:rPr>
           </w:pPr>
-          <w:hyperlink w:anchor="_Toc227492782" w:history="1">
+          <w:hyperlink w:anchor="_Toc228214387" w:history="1">
             <w:r>
               <w:rPr>
                 <w:rStyle w:val="ae"/>
+                <w:bCs/>
                 <w:noProof/>
               </w:rPr>
               <w:t>1.2</w:t>
@@ -6468,6 +6652,7 @@
             <w:r>
               <w:rPr>
                 <w:rFonts w:asciiTheme="minorHAnsi" w:eastAsiaTheme="minorEastAsia" w:hAnsiTheme="minorHAnsi" w:cstheme="minorBidi"/>
+                <w:bCs/>
                 <w:noProof/>
                 <w:kern w:val="2"/>
                 <w:sz w:val="24"/>
@@ -6479,12 +6664,14 @@
             <w:r>
               <w:rPr>
                 <w:rStyle w:val="ae"/>
+                <w:bCs/>
                 <w:noProof/>
               </w:rPr>
               <w:t>Время в потоке</w:t>
             </w:r>
             <w:r>
               <w:rPr>
+                <w:bCs/>
                 <w:noProof/>
                 <w:webHidden/>
               </w:rPr>
@@ -6492,6 +6679,7 @@
             </w:r>
             <w:r>
               <w:rPr>
+                <w:bCs/>
                 <w:noProof/>
                 <w:webHidden/>
               </w:rPr>
@@ -6499,19 +6687,22 @@
             </w:r>
             <w:r>
               <w:rPr>
+                <w:bCs/>
                 <w:noProof/>
                 <w:webHidden/>
               </w:rPr>
-              <w:instrText xml:space="preserve"> PAGEREF _Toc227492782 \h </w:instrText>
-            </w:r>
-            <w:r>
-              <w:rPr>
+              <w:instrText xml:space="preserve"> PAGEREF _Toc228214387 \h </w:instrText>
+            </w:r>
+            <w:r>
+              <w:rPr>
+                <w:bCs/>
                 <w:noProof/>
                 <w:webHidden/>
               </w:rPr>
             </w:r>
             <w:r>
               <w:rPr>
+                <w:bCs/>
                 <w:noProof/>
                 <w:webHidden/>
               </w:rPr>
@@ -6519,6 +6710,7 @@
             </w:r>
             <w:r>
               <w:rPr>
+                <w:bCs/>
                 <w:noProof/>
                 <w:webHidden/>
               </w:rPr>
@@ -6526,6 +6718,7 @@
             </w:r>
             <w:r>
               <w:rPr>
+                <w:bCs/>
                 <w:noProof/>
                 <w:webHidden/>
               </w:rPr>
@@ -6538,6 +6731,7 @@
             <w:pStyle w:val="23"/>
             <w:rPr>
               <w:rFonts w:asciiTheme="minorHAnsi" w:eastAsiaTheme="minorEastAsia" w:hAnsiTheme="minorHAnsi" w:cstheme="minorBidi"/>
+              <w:bCs/>
               <w:noProof/>
               <w:kern w:val="2"/>
               <w:sz w:val="24"/>
@@ -6545,10 +6739,11 @@
               <w14:ligatures w14:val="standardContextual"/>
             </w:rPr>
           </w:pPr>
-          <w:hyperlink w:anchor="_Toc227492783" w:history="1">
+          <w:hyperlink w:anchor="_Toc228214388" w:history="1">
             <w:r>
               <w:rPr>
                 <w:rStyle w:val="ae"/>
+                <w:bCs/>
                 <w:noProof/>
               </w:rPr>
               <w:t>1.3</w:t>
@@ -6556,6 +6751,7 @@
             <w:r>
               <w:rPr>
                 <w:rFonts w:asciiTheme="minorHAnsi" w:eastAsiaTheme="minorEastAsia" w:hAnsiTheme="minorHAnsi" w:cstheme="minorBidi"/>
+                <w:bCs/>
                 <w:noProof/>
                 <w:kern w:val="2"/>
                 <w:sz w:val="24"/>
@@ -6567,12 +6763,14 @@
             <w:r>
               <w:rPr>
                 <w:rStyle w:val="ae"/>
+                <w:bCs/>
                 <w:noProof/>
               </w:rPr>
               <w:t>Наблюдаемость модулей</w:t>
             </w:r>
             <w:r>
               <w:rPr>
+                <w:bCs/>
                 <w:noProof/>
                 <w:webHidden/>
               </w:rPr>
@@ -6580,6 +6778,7 @@
             </w:r>
             <w:r>
               <w:rPr>
+                <w:bCs/>
                 <w:noProof/>
                 <w:webHidden/>
               </w:rPr>
@@ -6587,19 +6786,22 @@
             </w:r>
             <w:r>
               <w:rPr>
+                <w:bCs/>
                 <w:noProof/>
                 <w:webHidden/>
               </w:rPr>
-              <w:instrText xml:space="preserve"> PAGEREF _Toc227492783 \h </w:instrText>
-            </w:r>
-            <w:r>
-              <w:rPr>
+              <w:instrText xml:space="preserve"> PAGEREF _Toc228214388 \h </w:instrText>
+            </w:r>
+            <w:r>
+              <w:rPr>
+                <w:bCs/>
                 <w:noProof/>
                 <w:webHidden/>
               </w:rPr>
             </w:r>
             <w:r>
               <w:rPr>
+                <w:bCs/>
                 <w:noProof/>
                 <w:webHidden/>
               </w:rPr>
@@ -6607,6 +6809,7 @@
             </w:r>
             <w:r>
               <w:rPr>
+                <w:bCs/>
                 <w:noProof/>
                 <w:webHidden/>
               </w:rPr>
@@ -6614,6 +6817,7 @@
             </w:r>
             <w:r>
               <w:rPr>
+                <w:bCs/>
                 <w:noProof/>
                 <w:webHidden/>
               </w:rPr>
@@ -6626,6 +6830,7 @@
             <w:pStyle w:val="23"/>
             <w:rPr>
               <w:rFonts w:asciiTheme="minorHAnsi" w:eastAsiaTheme="minorEastAsia" w:hAnsiTheme="minorHAnsi" w:cstheme="minorBidi"/>
+              <w:bCs/>
               <w:noProof/>
               <w:kern w:val="2"/>
               <w:sz w:val="24"/>
@@ -6633,10 +6838,11 @@
               <w14:ligatures w14:val="standardContextual"/>
             </w:rPr>
           </w:pPr>
-          <w:hyperlink w:anchor="_Toc227492784" w:history="1">
+          <w:hyperlink w:anchor="_Toc228214389" w:history="1">
             <w:r>
               <w:rPr>
                 <w:rStyle w:val="ae"/>
+                <w:bCs/>
                 <w:noProof/>
               </w:rPr>
               <w:t>1.4</w:t>
@@ -6644,6 +6850,7 @@
             <w:r>
               <w:rPr>
                 <w:rFonts w:asciiTheme="minorHAnsi" w:eastAsiaTheme="minorEastAsia" w:hAnsiTheme="minorHAnsi" w:cstheme="minorBidi"/>
+                <w:bCs/>
                 <w:noProof/>
                 <w:kern w:val="2"/>
                 <w:sz w:val="24"/>
@@ -6655,12 +6862,14 @@
             <w:r>
               <w:rPr>
                 <w:rStyle w:val="ae"/>
+                <w:bCs/>
                 <w:noProof/>
               </w:rPr>
               <w:t>Безопасность и аудит в модуле мониторинга транзакций</w:t>
             </w:r>
             <w:r>
               <w:rPr>
+                <w:bCs/>
                 <w:noProof/>
                 <w:webHidden/>
               </w:rPr>
@@ -6668,6 +6877,7 @@
             </w:r>
             <w:r>
               <w:rPr>
+                <w:bCs/>
                 <w:noProof/>
                 <w:webHidden/>
               </w:rPr>
@@ -6675,19 +6885,22 @@
             </w:r>
             <w:r>
               <w:rPr>
+                <w:bCs/>
                 <w:noProof/>
                 <w:webHidden/>
               </w:rPr>
-              <w:instrText xml:space="preserve"> PAGEREF _Toc227492784 \h </w:instrText>
-            </w:r>
-            <w:r>
-              <w:rPr>
+              <w:instrText xml:space="preserve"> PAGEREF _Toc228214389 \h </w:instrText>
+            </w:r>
+            <w:r>
+              <w:rPr>
+                <w:bCs/>
                 <w:noProof/>
                 <w:webHidden/>
               </w:rPr>
             </w:r>
             <w:r>
               <w:rPr>
+                <w:bCs/>
                 <w:noProof/>
                 <w:webHidden/>
               </w:rPr>
@@ -6695,6 +6908,7 @@
             </w:r>
             <w:r>
               <w:rPr>
+                <w:bCs/>
                 <w:noProof/>
                 <w:webHidden/>
               </w:rPr>
@@ -6702,6 +6916,7 @@
             </w:r>
             <w:r>
               <w:rPr>
+                <w:bCs/>
                 <w:noProof/>
                 <w:webHidden/>
               </w:rPr>
@@ -6715,16 +6930,19 @@
             <w:rPr>
               <w:rFonts w:asciiTheme="minorHAnsi" w:eastAsiaTheme="minorEastAsia" w:hAnsiTheme="minorHAnsi"/>
               <w:b w:val="0"/>
+              <w:bCs/>
               <w:noProof/>
               <w:kern w:val="2"/>
               <w:sz w:val="24"/>
               <w14:ligatures w14:val="standardContextual"/>
             </w:rPr>
           </w:pPr>
-          <w:hyperlink w:anchor="_Toc227492785" w:history="1">
+          <w:hyperlink w:anchor="_Toc228214390" w:history="1">
             <w:r>
               <w:rPr>
                 <w:rStyle w:val="ae"/>
+                <w:b w:val="0"/>
+                <w:bCs/>
                 <w:noProof/>
               </w:rPr>
               <w:t>2</w:t>
@@ -6733,6 +6951,7 @@
               <w:rPr>
                 <w:rFonts w:asciiTheme="minorHAnsi" w:eastAsiaTheme="minorEastAsia" w:hAnsiTheme="minorHAnsi"/>
                 <w:b w:val="0"/>
+                <w:bCs/>
                 <w:noProof/>
                 <w:kern w:val="2"/>
                 <w:sz w:val="24"/>
@@ -6743,12 +6962,16 @@
             <w:r>
               <w:rPr>
                 <w:rStyle w:val="ae"/>
+                <w:b w:val="0"/>
+                <w:bCs/>
                 <w:noProof/>
               </w:rPr>
               <w:t>АРХИТЕКТУРНЫЕ АСПЕКТЫ СИСТЕМЫ</w:t>
             </w:r>
             <w:r>
               <w:rPr>
+                <w:b w:val="0"/>
+                <w:bCs/>
                 <w:noProof/>
                 <w:webHidden/>
               </w:rPr>
@@ -6756,6 +6979,8 @@
             </w:r>
             <w:r>
               <w:rPr>
+                <w:b w:val="0"/>
+                <w:bCs/>
                 <w:noProof/>
                 <w:webHidden/>
               </w:rPr>
@@ -6763,19 +6988,25 @@
             </w:r>
             <w:r>
               <w:rPr>
+                <w:b w:val="0"/>
+                <w:bCs/>
                 <w:noProof/>
                 <w:webHidden/>
               </w:rPr>
-              <w:instrText xml:space="preserve"> PAGEREF _Toc227492785 \h </w:instrText>
-            </w:r>
-            <w:r>
-              <w:rPr>
+              <w:instrText xml:space="preserve"> PAGEREF _Toc228214390 \h </w:instrText>
+            </w:r>
+            <w:r>
+              <w:rPr>
+                <w:b w:val="0"/>
+                <w:bCs/>
                 <w:noProof/>
                 <w:webHidden/>
               </w:rPr>
             </w:r>
             <w:r>
               <w:rPr>
+                <w:b w:val="0"/>
+                <w:bCs/>
                 <w:noProof/>
                 <w:webHidden/>
               </w:rPr>
@@ -6783,6 +7014,8 @@
             </w:r>
             <w:r>
               <w:rPr>
+                <w:b w:val="0"/>
+                <w:bCs/>
                 <w:noProof/>
                 <w:webHidden/>
               </w:rPr>
@@ -6790,6 +7023,8 @@
             </w:r>
             <w:r>
               <w:rPr>
+                <w:b w:val="0"/>
+                <w:bCs/>
                 <w:noProof/>
                 <w:webHidden/>
               </w:rPr>
@@ -6802,6 +7037,7 @@
             <w:pStyle w:val="23"/>
             <w:rPr>
               <w:rFonts w:asciiTheme="minorHAnsi" w:eastAsiaTheme="minorEastAsia" w:hAnsiTheme="minorHAnsi" w:cstheme="minorBidi"/>
+              <w:bCs/>
               <w:noProof/>
               <w:kern w:val="2"/>
               <w:sz w:val="24"/>
@@ -6809,10 +7045,11 @@
               <w14:ligatures w14:val="standardContextual"/>
             </w:rPr>
           </w:pPr>
-          <w:hyperlink w:anchor="_Toc227492786" w:history="1">
+          <w:hyperlink w:anchor="_Toc228214391" w:history="1">
             <w:r>
               <w:rPr>
                 <w:rStyle w:val="ae"/>
+                <w:bCs/>
                 <w:noProof/>
               </w:rPr>
               <w:t>2.1</w:t>
@@ -6820,6 +7057,7 @@
             <w:r>
               <w:rPr>
                 <w:rFonts w:asciiTheme="minorHAnsi" w:eastAsiaTheme="minorEastAsia" w:hAnsiTheme="minorHAnsi" w:cstheme="minorBidi"/>
+                <w:bCs/>
                 <w:noProof/>
                 <w:kern w:val="2"/>
                 <w:sz w:val="24"/>
@@ -6831,12 +7069,14 @@
             <w:r>
               <w:rPr>
                 <w:rStyle w:val="ae"/>
+                <w:bCs/>
                 <w:noProof/>
               </w:rPr>
               <w:t>Понятие события в мониторинге</w:t>
             </w:r>
             <w:r>
               <w:rPr>
+                <w:bCs/>
                 <w:noProof/>
                 <w:webHidden/>
               </w:rPr>
@@ -6844,6 +7084,7 @@
             </w:r>
             <w:r>
               <w:rPr>
+                <w:bCs/>
                 <w:noProof/>
                 <w:webHidden/>
               </w:rPr>
@@ -6851,19 +7092,22 @@
             </w:r>
             <w:r>
               <w:rPr>
+                <w:bCs/>
                 <w:noProof/>
                 <w:webHidden/>
               </w:rPr>
-              <w:instrText xml:space="preserve"> PAGEREF _Toc227492786 \h </w:instrText>
-            </w:r>
-            <w:r>
-              <w:rPr>
+              <w:instrText xml:space="preserve"> PAGEREF _Toc228214391 \h </w:instrText>
+            </w:r>
+            <w:r>
+              <w:rPr>
+                <w:bCs/>
                 <w:noProof/>
                 <w:webHidden/>
               </w:rPr>
             </w:r>
             <w:r>
               <w:rPr>
+                <w:bCs/>
                 <w:noProof/>
                 <w:webHidden/>
               </w:rPr>
@@ -6871,6 +7115,7 @@
             </w:r>
             <w:r>
               <w:rPr>
+                <w:bCs/>
                 <w:noProof/>
                 <w:webHidden/>
               </w:rPr>
@@ -6878,6 +7123,7 @@
             </w:r>
             <w:r>
               <w:rPr>
+                <w:bCs/>
                 <w:noProof/>
                 <w:webHidden/>
               </w:rPr>
@@ -6890,6 +7136,7 @@
             <w:pStyle w:val="23"/>
             <w:rPr>
               <w:rFonts w:asciiTheme="minorHAnsi" w:eastAsiaTheme="minorEastAsia" w:hAnsiTheme="minorHAnsi" w:cstheme="minorBidi"/>
+              <w:bCs/>
               <w:noProof/>
               <w:kern w:val="2"/>
               <w:sz w:val="24"/>
@@ -6897,10 +7144,11 @@
               <w14:ligatures w14:val="standardContextual"/>
             </w:rPr>
           </w:pPr>
-          <w:hyperlink w:anchor="_Toc227492787" w:history="1">
+          <w:hyperlink w:anchor="_Toc228214392" w:history="1">
             <w:r>
               <w:rPr>
                 <w:rStyle w:val="ae"/>
+                <w:bCs/>
                 <w:noProof/>
               </w:rPr>
               <w:t>2.2</w:t>
@@ -6908,6 +7156,7 @@
             <w:r>
               <w:rPr>
                 <w:rFonts w:asciiTheme="minorHAnsi" w:eastAsiaTheme="minorEastAsia" w:hAnsiTheme="minorHAnsi" w:cstheme="minorBidi"/>
+                <w:bCs/>
                 <w:noProof/>
                 <w:kern w:val="2"/>
                 <w:sz w:val="24"/>
@@ -6919,12 +7168,14 @@
             <w:r>
               <w:rPr>
                 <w:rStyle w:val="ae"/>
+                <w:bCs/>
                 <w:noProof/>
               </w:rPr>
               <w:t>Служебная информация и обязательные поля</w:t>
             </w:r>
             <w:r>
               <w:rPr>
+                <w:bCs/>
                 <w:noProof/>
                 <w:webHidden/>
               </w:rPr>
@@ -6932,6 +7183,7 @@
             </w:r>
             <w:r>
               <w:rPr>
+                <w:bCs/>
                 <w:noProof/>
                 <w:webHidden/>
               </w:rPr>
@@ -6939,19 +7191,22 @@
             </w:r>
             <w:r>
               <w:rPr>
+                <w:bCs/>
                 <w:noProof/>
                 <w:webHidden/>
               </w:rPr>
-              <w:instrText xml:space="preserve"> PAGEREF _Toc227492787 \h </w:instrText>
-            </w:r>
-            <w:r>
-              <w:rPr>
+              <w:instrText xml:space="preserve"> PAGEREF _Toc228214392 \h </w:instrText>
+            </w:r>
+            <w:r>
+              <w:rPr>
+                <w:bCs/>
                 <w:noProof/>
                 <w:webHidden/>
               </w:rPr>
             </w:r>
             <w:r>
               <w:rPr>
+                <w:bCs/>
                 <w:noProof/>
                 <w:webHidden/>
               </w:rPr>
@@ -6959,6 +7214,7 @@
             </w:r>
             <w:r>
               <w:rPr>
+                <w:bCs/>
                 <w:noProof/>
                 <w:webHidden/>
               </w:rPr>
@@ -6966,6 +7222,7 @@
             </w:r>
             <w:r>
               <w:rPr>
+                <w:bCs/>
                 <w:noProof/>
                 <w:webHidden/>
               </w:rPr>
@@ -6978,6 +7235,7 @@
             <w:pStyle w:val="23"/>
             <w:rPr>
               <w:rFonts w:asciiTheme="minorHAnsi" w:eastAsiaTheme="minorEastAsia" w:hAnsiTheme="minorHAnsi" w:cstheme="minorBidi"/>
+              <w:bCs/>
               <w:noProof/>
               <w:kern w:val="2"/>
               <w:sz w:val="24"/>
@@ -6985,10 +7243,11 @@
               <w14:ligatures w14:val="standardContextual"/>
             </w:rPr>
           </w:pPr>
-          <w:hyperlink w:anchor="_Toc227492788" w:history="1">
+          <w:hyperlink w:anchor="_Toc228214393" w:history="1">
             <w:r>
               <w:rPr>
                 <w:rStyle w:val="ae"/>
+                <w:bCs/>
                 <w:noProof/>
               </w:rPr>
               <w:t>2.3</w:t>
@@ -6996,6 +7255,7 @@
             <w:r>
               <w:rPr>
                 <w:rFonts w:asciiTheme="minorHAnsi" w:eastAsiaTheme="minorEastAsia" w:hAnsiTheme="minorHAnsi" w:cstheme="minorBidi"/>
+                <w:bCs/>
                 <w:noProof/>
                 <w:kern w:val="2"/>
                 <w:sz w:val="24"/>
@@ -7007,12 +7267,14 @@
             <w:r>
               <w:rPr>
                 <w:rStyle w:val="ae"/>
+                <w:bCs/>
                 <w:noProof/>
               </w:rPr>
               <w:t>Валидация, нормализация и качество данных.</w:t>
             </w:r>
             <w:r>
               <w:rPr>
+                <w:bCs/>
                 <w:noProof/>
                 <w:webHidden/>
               </w:rPr>
@@ -7020,6 +7282,7 @@
             </w:r>
             <w:r>
               <w:rPr>
+                <w:bCs/>
                 <w:noProof/>
                 <w:webHidden/>
               </w:rPr>
@@ -7027,19 +7290,22 @@
             </w:r>
             <w:r>
               <w:rPr>
+                <w:bCs/>
                 <w:noProof/>
                 <w:webHidden/>
               </w:rPr>
-              <w:instrText xml:space="preserve"> PAGEREF _Toc227492788 \h </w:instrText>
-            </w:r>
-            <w:r>
-              <w:rPr>
+              <w:instrText xml:space="preserve"> PAGEREF _Toc228214393 \h </w:instrText>
+            </w:r>
+            <w:r>
+              <w:rPr>
+                <w:bCs/>
                 <w:noProof/>
                 <w:webHidden/>
               </w:rPr>
             </w:r>
             <w:r>
               <w:rPr>
+                <w:bCs/>
                 <w:noProof/>
                 <w:webHidden/>
               </w:rPr>
@@ -7047,6 +7313,7 @@
             </w:r>
             <w:r>
               <w:rPr>
+                <w:bCs/>
                 <w:noProof/>
                 <w:webHidden/>
               </w:rPr>
@@ -7054,6 +7321,7 @@
             </w:r>
             <w:r>
               <w:rPr>
+                <w:bCs/>
                 <w:noProof/>
                 <w:webHidden/>
               </w:rPr>
@@ -7066,6 +7334,7 @@
             <w:pStyle w:val="23"/>
             <w:rPr>
               <w:rFonts w:asciiTheme="minorHAnsi" w:eastAsiaTheme="minorEastAsia" w:hAnsiTheme="minorHAnsi" w:cstheme="minorBidi"/>
+              <w:bCs/>
               <w:noProof/>
               <w:kern w:val="2"/>
               <w:sz w:val="24"/>
@@ -7073,10 +7342,11 @@
               <w14:ligatures w14:val="standardContextual"/>
             </w:rPr>
           </w:pPr>
-          <w:hyperlink w:anchor="_Toc227492789" w:history="1">
+          <w:hyperlink w:anchor="_Toc228214394" w:history="1">
             <w:r>
               <w:rPr>
                 <w:rStyle w:val="ae"/>
+                <w:bCs/>
                 <w:noProof/>
               </w:rPr>
               <w:t>2.4</w:t>
@@ -7084,6 +7354,7 @@
             <w:r>
               <w:rPr>
                 <w:rFonts w:asciiTheme="minorHAnsi" w:eastAsiaTheme="minorEastAsia" w:hAnsiTheme="minorHAnsi" w:cstheme="minorBidi"/>
+                <w:bCs/>
                 <w:noProof/>
                 <w:kern w:val="2"/>
                 <w:sz w:val="24"/>
@@ -7095,12 +7366,14 @@
             <w:r>
               <w:rPr>
                 <w:rStyle w:val="ae"/>
+                <w:bCs/>
                 <w:noProof/>
               </w:rPr>
               <w:t>Версионирование схемы и совместимость</w:t>
             </w:r>
             <w:r>
               <w:rPr>
+                <w:bCs/>
                 <w:noProof/>
                 <w:webHidden/>
               </w:rPr>
@@ -7108,6 +7381,7 @@
             </w:r>
             <w:r>
               <w:rPr>
+                <w:bCs/>
                 <w:noProof/>
                 <w:webHidden/>
               </w:rPr>
@@ -7115,19 +7389,22 @@
             </w:r>
             <w:r>
               <w:rPr>
+                <w:bCs/>
                 <w:noProof/>
                 <w:webHidden/>
               </w:rPr>
-              <w:instrText xml:space="preserve"> PAGEREF _Toc227492789 \h </w:instrText>
-            </w:r>
-            <w:r>
-              <w:rPr>
+              <w:instrText xml:space="preserve"> PAGEREF _Toc228214394 \h </w:instrText>
+            </w:r>
+            <w:r>
+              <w:rPr>
+                <w:bCs/>
                 <w:noProof/>
                 <w:webHidden/>
               </w:rPr>
             </w:r>
             <w:r>
               <w:rPr>
+                <w:bCs/>
                 <w:noProof/>
                 <w:webHidden/>
               </w:rPr>
@@ -7135,6 +7412,7 @@
             </w:r>
             <w:r>
               <w:rPr>
+                <w:bCs/>
                 <w:noProof/>
                 <w:webHidden/>
               </w:rPr>
@@ -7142,6 +7420,7 @@
             </w:r>
             <w:r>
               <w:rPr>
+                <w:bCs/>
                 <w:noProof/>
                 <w:webHidden/>
               </w:rPr>
@@ -7155,16 +7434,19 @@
             <w:rPr>
               <w:rFonts w:asciiTheme="minorHAnsi" w:eastAsiaTheme="minorEastAsia" w:hAnsiTheme="minorHAnsi"/>
               <w:b w:val="0"/>
+              <w:bCs/>
               <w:noProof/>
               <w:kern w:val="2"/>
               <w:sz w:val="24"/>
               <w14:ligatures w14:val="standardContextual"/>
             </w:rPr>
           </w:pPr>
-          <w:hyperlink w:anchor="_Toc227492790" w:history="1">
+          <w:hyperlink w:anchor="_Toc228214395" w:history="1">
             <w:r>
               <w:rPr>
                 <w:rStyle w:val="ae"/>
+                <w:b w:val="0"/>
+                <w:bCs/>
                 <w:noProof/>
               </w:rPr>
               <w:t>3</w:t>
@@ -7173,6 +7455,7 @@
               <w:rPr>
                 <w:rFonts w:asciiTheme="minorHAnsi" w:eastAsiaTheme="minorEastAsia" w:hAnsiTheme="minorHAnsi"/>
                 <w:b w:val="0"/>
+                <w:bCs/>
                 <w:noProof/>
                 <w:kern w:val="2"/>
                 <w:sz w:val="24"/>
@@ -7183,12 +7466,16 @@
             <w:r>
               <w:rPr>
                 <w:rStyle w:val="ae"/>
+                <w:b w:val="0"/>
+                <w:bCs/>
                 <w:noProof/>
               </w:rPr>
               <w:t>ОБРАБОТКА ПОТОКА СОБЫТИЙ</w:t>
             </w:r>
             <w:r>
               <w:rPr>
+                <w:b w:val="0"/>
+                <w:bCs/>
                 <w:noProof/>
                 <w:webHidden/>
               </w:rPr>
@@ -7196,6 +7483,8 @@
             </w:r>
             <w:r>
               <w:rPr>
+                <w:b w:val="0"/>
+                <w:bCs/>
                 <w:noProof/>
                 <w:webHidden/>
               </w:rPr>
@@ -7203,19 +7492,25 @@
             </w:r>
             <w:r>
               <w:rPr>
+                <w:b w:val="0"/>
+                <w:bCs/>
                 <w:noProof/>
                 <w:webHidden/>
               </w:rPr>
-              <w:instrText xml:space="preserve"> PAGEREF _Toc227492790 \h </w:instrText>
-            </w:r>
-            <w:r>
-              <w:rPr>
+              <w:instrText xml:space="preserve"> PAGEREF _Toc228214395 \h </w:instrText>
+            </w:r>
+            <w:r>
+              <w:rPr>
+                <w:b w:val="0"/>
+                <w:bCs/>
                 <w:noProof/>
                 <w:webHidden/>
               </w:rPr>
             </w:r>
             <w:r>
               <w:rPr>
+                <w:b w:val="0"/>
+                <w:bCs/>
                 <w:noProof/>
                 <w:webHidden/>
               </w:rPr>
@@ -7223,6 +7518,8 @@
             </w:r>
             <w:r>
               <w:rPr>
+                <w:b w:val="0"/>
+                <w:bCs/>
                 <w:noProof/>
                 <w:webHidden/>
               </w:rPr>
@@ -7230,6 +7527,8 @@
             </w:r>
             <w:r>
               <w:rPr>
+                <w:b w:val="0"/>
+                <w:bCs/>
                 <w:noProof/>
                 <w:webHidden/>
               </w:rPr>
@@ -7242,6 +7541,7 @@
             <w:pStyle w:val="23"/>
             <w:rPr>
               <w:rFonts w:asciiTheme="minorHAnsi" w:eastAsiaTheme="minorEastAsia" w:hAnsiTheme="minorHAnsi" w:cstheme="minorBidi"/>
+              <w:bCs/>
               <w:noProof/>
               <w:kern w:val="2"/>
               <w:sz w:val="24"/>
@@ -7249,10 +7549,11 @@
               <w14:ligatures w14:val="standardContextual"/>
             </w:rPr>
           </w:pPr>
-          <w:hyperlink w:anchor="_Toc227492791" w:history="1">
+          <w:hyperlink w:anchor="_Toc228214396" w:history="1">
             <w:r>
               <w:rPr>
                 <w:rStyle w:val="ae"/>
+                <w:bCs/>
                 <w:noProof/>
               </w:rPr>
               <w:t>3.1</w:t>
@@ -7260,6 +7561,7 @@
             <w:r>
               <w:rPr>
                 <w:rFonts w:asciiTheme="minorHAnsi" w:eastAsiaTheme="minorEastAsia" w:hAnsiTheme="minorHAnsi" w:cstheme="minorBidi"/>
+                <w:bCs/>
                 <w:noProof/>
                 <w:kern w:val="2"/>
                 <w:sz w:val="24"/>
@@ -7271,12 +7573,14 @@
             <w:r>
               <w:rPr>
                 <w:rStyle w:val="ae"/>
+                <w:bCs/>
                 <w:noProof/>
               </w:rPr>
               <w:t>Обработка окон событий</w:t>
             </w:r>
             <w:r>
               <w:rPr>
+                <w:bCs/>
                 <w:noProof/>
                 <w:webHidden/>
               </w:rPr>
@@ -7284,6 +7588,7 @@
             </w:r>
             <w:r>
               <w:rPr>
+                <w:bCs/>
                 <w:noProof/>
                 <w:webHidden/>
               </w:rPr>
@@ -7291,19 +7596,22 @@
             </w:r>
             <w:r>
               <w:rPr>
+                <w:bCs/>
                 <w:noProof/>
                 <w:webHidden/>
               </w:rPr>
-              <w:instrText xml:space="preserve"> PAGEREF _Toc227492791 \h </w:instrText>
-            </w:r>
-            <w:r>
-              <w:rPr>
+              <w:instrText xml:space="preserve"> PAGEREF _Toc228214396 \h </w:instrText>
+            </w:r>
+            <w:r>
+              <w:rPr>
+                <w:bCs/>
                 <w:noProof/>
                 <w:webHidden/>
               </w:rPr>
             </w:r>
             <w:r>
               <w:rPr>
+                <w:bCs/>
                 <w:noProof/>
                 <w:webHidden/>
               </w:rPr>
@@ -7311,6 +7619,7 @@
             </w:r>
             <w:r>
               <w:rPr>
+                <w:bCs/>
                 <w:noProof/>
                 <w:webHidden/>
               </w:rPr>
@@ -7318,6 +7627,7 @@
             </w:r>
             <w:r>
               <w:rPr>
+                <w:bCs/>
                 <w:noProof/>
                 <w:webHidden/>
               </w:rPr>
@@ -7330,6 +7640,7 @@
             <w:pStyle w:val="23"/>
             <w:rPr>
               <w:rFonts w:asciiTheme="minorHAnsi" w:eastAsiaTheme="minorEastAsia" w:hAnsiTheme="minorHAnsi" w:cstheme="minorBidi"/>
+              <w:bCs/>
               <w:noProof/>
               <w:kern w:val="2"/>
               <w:sz w:val="24"/>
@@ -7337,10 +7648,11 @@
               <w14:ligatures w14:val="standardContextual"/>
             </w:rPr>
           </w:pPr>
-          <w:hyperlink w:anchor="_Toc227492792" w:history="1">
+          <w:hyperlink w:anchor="_Toc228214397" w:history="1">
             <w:r>
               <w:rPr>
                 <w:rStyle w:val="ae"/>
+                <w:bCs/>
                 <w:noProof/>
               </w:rPr>
               <w:t>3.2</w:t>
@@ -7348,6 +7660,7 @@
             <w:r>
               <w:rPr>
                 <w:rFonts w:asciiTheme="minorHAnsi" w:eastAsiaTheme="minorEastAsia" w:hAnsiTheme="minorHAnsi" w:cstheme="minorBidi"/>
+                <w:bCs/>
                 <w:noProof/>
                 <w:kern w:val="2"/>
                 <w:sz w:val="24"/>
@@ -7359,12 +7672,14 @@
             <w:r>
               <w:rPr>
                 <w:rStyle w:val="ae"/>
+                <w:bCs/>
                 <w:noProof/>
               </w:rPr>
               <w:t>Идемпотентность</w:t>
             </w:r>
             <w:r>
               <w:rPr>
+                <w:bCs/>
                 <w:noProof/>
                 <w:webHidden/>
               </w:rPr>
@@ -7372,6 +7687,7 @@
             </w:r>
             <w:r>
               <w:rPr>
+                <w:bCs/>
                 <w:noProof/>
                 <w:webHidden/>
               </w:rPr>
@@ -7379,19 +7695,22 @@
             </w:r>
             <w:r>
               <w:rPr>
+                <w:bCs/>
                 <w:noProof/>
                 <w:webHidden/>
               </w:rPr>
-              <w:instrText xml:space="preserve"> PAGEREF _Toc227492792 \h </w:instrText>
-            </w:r>
-            <w:r>
-              <w:rPr>
+              <w:instrText xml:space="preserve"> PAGEREF _Toc228214397 \h </w:instrText>
+            </w:r>
+            <w:r>
+              <w:rPr>
+                <w:bCs/>
                 <w:noProof/>
                 <w:webHidden/>
               </w:rPr>
             </w:r>
             <w:r>
               <w:rPr>
+                <w:bCs/>
                 <w:noProof/>
                 <w:webHidden/>
               </w:rPr>
@@ -7399,6 +7718,7 @@
             </w:r>
             <w:r>
               <w:rPr>
+                <w:bCs/>
                 <w:noProof/>
                 <w:webHidden/>
               </w:rPr>
@@ -7406,6 +7726,7 @@
             </w:r>
             <w:r>
               <w:rPr>
+                <w:bCs/>
                 <w:noProof/>
                 <w:webHidden/>
               </w:rPr>
@@ -7418,6 +7739,7 @@
             <w:pStyle w:val="23"/>
             <w:rPr>
               <w:rFonts w:asciiTheme="minorHAnsi" w:eastAsiaTheme="minorEastAsia" w:hAnsiTheme="minorHAnsi" w:cstheme="minorBidi"/>
+              <w:bCs/>
               <w:noProof/>
               <w:kern w:val="2"/>
               <w:sz w:val="24"/>
@@ -7425,10 +7747,11 @@
               <w14:ligatures w14:val="standardContextual"/>
             </w:rPr>
           </w:pPr>
-          <w:hyperlink w:anchor="_Toc227492793" w:history="1">
+          <w:hyperlink w:anchor="_Toc228214398" w:history="1">
             <w:r>
               <w:rPr>
                 <w:rStyle w:val="ae"/>
+                <w:bCs/>
                 <w:noProof/>
               </w:rPr>
               <w:t>3.3</w:t>
@@ -7436,6 +7759,7 @@
             <w:r>
               <w:rPr>
                 <w:rFonts w:asciiTheme="minorHAnsi" w:eastAsiaTheme="minorEastAsia" w:hAnsiTheme="minorHAnsi" w:cstheme="minorBidi"/>
+                <w:bCs/>
                 <w:noProof/>
                 <w:kern w:val="2"/>
                 <w:sz w:val="24"/>
@@ -7447,12 +7771,14 @@
             <w:r>
               <w:rPr>
                 <w:rStyle w:val="ae"/>
+                <w:bCs/>
                 <w:noProof/>
               </w:rPr>
               <w:t>Семантики доставки сообщений</w:t>
             </w:r>
             <w:r>
               <w:rPr>
+                <w:bCs/>
                 <w:noProof/>
                 <w:webHidden/>
               </w:rPr>
@@ -7460,6 +7786,7 @@
             </w:r>
             <w:r>
               <w:rPr>
+                <w:bCs/>
                 <w:noProof/>
                 <w:webHidden/>
               </w:rPr>
@@ -7467,19 +7794,22 @@
             </w:r>
             <w:r>
               <w:rPr>
+                <w:bCs/>
                 <w:noProof/>
                 <w:webHidden/>
               </w:rPr>
-              <w:instrText xml:space="preserve"> PAGEREF _Toc227492793 \h </w:instrText>
-            </w:r>
-            <w:r>
-              <w:rPr>
+              <w:instrText xml:space="preserve"> PAGEREF _Toc228214398 \h </w:instrText>
+            </w:r>
+            <w:r>
+              <w:rPr>
+                <w:bCs/>
                 <w:noProof/>
                 <w:webHidden/>
               </w:rPr>
             </w:r>
             <w:r>
               <w:rPr>
+                <w:bCs/>
                 <w:noProof/>
                 <w:webHidden/>
               </w:rPr>
@@ -7487,6 +7817,7 @@
             </w:r>
             <w:r>
               <w:rPr>
+                <w:bCs/>
                 <w:noProof/>
                 <w:webHidden/>
               </w:rPr>
@@ -7494,6 +7825,7 @@
             </w:r>
             <w:r>
               <w:rPr>
+                <w:bCs/>
                 <w:noProof/>
                 <w:webHidden/>
               </w:rPr>
@@ -7506,6 +7838,7 @@
             <w:pStyle w:val="23"/>
             <w:rPr>
               <w:rFonts w:asciiTheme="minorHAnsi" w:eastAsiaTheme="minorEastAsia" w:hAnsiTheme="minorHAnsi" w:cstheme="minorBidi"/>
+              <w:bCs/>
               <w:noProof/>
               <w:kern w:val="2"/>
               <w:sz w:val="24"/>
@@ -7513,10 +7846,11 @@
               <w14:ligatures w14:val="standardContextual"/>
             </w:rPr>
           </w:pPr>
-          <w:hyperlink w:anchor="_Toc227492794" w:history="1">
+          <w:hyperlink w:anchor="_Toc228214399" w:history="1">
             <w:r>
               <w:rPr>
                 <w:rStyle w:val="ae"/>
+                <w:bCs/>
                 <w:noProof/>
               </w:rPr>
               <w:t>3.4</w:t>
@@ -7524,6 +7858,7 @@
             <w:r>
               <w:rPr>
                 <w:rFonts w:asciiTheme="minorHAnsi" w:eastAsiaTheme="minorEastAsia" w:hAnsiTheme="minorHAnsi" w:cstheme="minorBidi"/>
+                <w:bCs/>
                 <w:noProof/>
                 <w:kern w:val="2"/>
                 <w:sz w:val="24"/>
@@ -7535,12 +7870,14 @@
             <w:r>
               <w:rPr>
                 <w:rStyle w:val="ae"/>
+                <w:bCs/>
                 <w:noProof/>
               </w:rPr>
               <w:t>Восстановление после сбоев и переотправка</w:t>
             </w:r>
             <w:r>
               <w:rPr>
+                <w:bCs/>
                 <w:noProof/>
                 <w:webHidden/>
               </w:rPr>
@@ -7548,6 +7885,7 @@
             </w:r>
             <w:r>
               <w:rPr>
+                <w:bCs/>
                 <w:noProof/>
                 <w:webHidden/>
               </w:rPr>
@@ -7555,19 +7893,22 @@
             </w:r>
             <w:r>
               <w:rPr>
+                <w:bCs/>
                 <w:noProof/>
                 <w:webHidden/>
               </w:rPr>
-              <w:instrText xml:space="preserve"> PAGEREF _Toc227492794 \h </w:instrText>
-            </w:r>
-            <w:r>
-              <w:rPr>
+              <w:instrText xml:space="preserve"> PAGEREF _Toc228214399 \h </w:instrText>
+            </w:r>
+            <w:r>
+              <w:rPr>
+                <w:bCs/>
                 <w:noProof/>
                 <w:webHidden/>
               </w:rPr>
             </w:r>
             <w:r>
               <w:rPr>
+                <w:bCs/>
                 <w:noProof/>
                 <w:webHidden/>
               </w:rPr>
@@ -7575,6 +7916,7 @@
             </w:r>
             <w:r>
               <w:rPr>
+                <w:bCs/>
                 <w:noProof/>
                 <w:webHidden/>
               </w:rPr>
@@ -7582,6 +7924,7 @@
             </w:r>
             <w:r>
               <w:rPr>
+                <w:bCs/>
                 <w:noProof/>
                 <w:webHidden/>
               </w:rPr>
@@ -7594,6 +7937,7 @@
             <w:pStyle w:val="23"/>
             <w:rPr>
               <w:rFonts w:asciiTheme="minorHAnsi" w:eastAsiaTheme="minorEastAsia" w:hAnsiTheme="minorHAnsi" w:cstheme="minorBidi"/>
+              <w:bCs/>
               <w:noProof/>
               <w:kern w:val="2"/>
               <w:sz w:val="24"/>
@@ -7601,10 +7945,11 @@
               <w14:ligatures w14:val="standardContextual"/>
             </w:rPr>
           </w:pPr>
-          <w:hyperlink w:anchor="_Toc227492795" w:history="1">
+          <w:hyperlink w:anchor="_Toc228214400" w:history="1">
             <w:r>
               <w:rPr>
                 <w:rStyle w:val="ae"/>
+                <w:bCs/>
                 <w:noProof/>
               </w:rPr>
               <w:t>3.5</w:t>
@@ -7612,6 +7957,7 @@
             <w:r>
               <w:rPr>
                 <w:rFonts w:asciiTheme="minorHAnsi" w:eastAsiaTheme="minorEastAsia" w:hAnsiTheme="minorHAnsi" w:cstheme="minorBidi"/>
+                <w:bCs/>
                 <w:noProof/>
                 <w:kern w:val="2"/>
                 <w:sz w:val="24"/>
@@ -7623,12 +7969,14 @@
             <w:r>
               <w:rPr>
                 <w:rStyle w:val="ae"/>
+                <w:bCs/>
                 <w:noProof/>
               </w:rPr>
               <w:t>Аудит и управляемость</w:t>
             </w:r>
             <w:r>
               <w:rPr>
+                <w:bCs/>
                 <w:noProof/>
                 <w:webHidden/>
               </w:rPr>
@@ -7636,6 +7984,7 @@
             </w:r>
             <w:r>
               <w:rPr>
+                <w:bCs/>
                 <w:noProof/>
                 <w:webHidden/>
               </w:rPr>
@@ -7643,19 +7992,22 @@
             </w:r>
             <w:r>
               <w:rPr>
+                <w:bCs/>
                 <w:noProof/>
                 <w:webHidden/>
               </w:rPr>
-              <w:instrText xml:space="preserve"> PAGEREF _Toc227492795 \h </w:instrText>
-            </w:r>
-            <w:r>
-              <w:rPr>
+              <w:instrText xml:space="preserve"> PAGEREF _Toc228214400 \h </w:instrText>
+            </w:r>
+            <w:r>
+              <w:rPr>
+                <w:bCs/>
                 <w:noProof/>
                 <w:webHidden/>
               </w:rPr>
             </w:r>
             <w:r>
               <w:rPr>
+                <w:bCs/>
                 <w:noProof/>
                 <w:webHidden/>
               </w:rPr>
@@ -7663,6 +8015,7 @@
             </w:r>
             <w:r>
               <w:rPr>
+                <w:bCs/>
                 <w:noProof/>
                 <w:webHidden/>
               </w:rPr>
@@ -7670,6 +8023,7 @@
             </w:r>
             <w:r>
               <w:rPr>
+                <w:bCs/>
                 <w:noProof/>
                 <w:webHidden/>
               </w:rPr>
@@ -7683,16 +8037,19 @@
             <w:rPr>
               <w:rFonts w:asciiTheme="minorHAnsi" w:eastAsiaTheme="minorEastAsia" w:hAnsiTheme="minorHAnsi"/>
               <w:b w:val="0"/>
+              <w:bCs/>
               <w:noProof/>
               <w:kern w:val="2"/>
               <w:sz w:val="24"/>
               <w14:ligatures w14:val="standardContextual"/>
             </w:rPr>
           </w:pPr>
-          <w:hyperlink w:anchor="_Toc227492796" w:history="1">
+          <w:hyperlink w:anchor="_Toc228214401" w:history="1">
             <w:r>
               <w:rPr>
                 <w:rStyle w:val="ae"/>
+                <w:b w:val="0"/>
+                <w:bCs/>
                 <w:noProof/>
               </w:rPr>
               <w:t>4</w:t>
@@ -7701,6 +8058,7 @@
               <w:rPr>
                 <w:rFonts w:asciiTheme="minorHAnsi" w:eastAsiaTheme="minorEastAsia" w:hAnsiTheme="minorHAnsi"/>
                 <w:b w:val="0"/>
+                <w:bCs/>
                 <w:noProof/>
                 <w:kern w:val="2"/>
                 <w:sz w:val="24"/>
@@ -7711,12 +8069,16 @@
             <w:r>
               <w:rPr>
                 <w:rStyle w:val="ae"/>
+                <w:b w:val="0"/>
+                <w:bCs/>
                 <w:noProof/>
               </w:rPr>
               <w:t>РЕАЛИЗАЦИЯ ПРИЛОЖЕНИЯ</w:t>
             </w:r>
             <w:r>
               <w:rPr>
+                <w:b w:val="0"/>
+                <w:bCs/>
                 <w:noProof/>
                 <w:webHidden/>
               </w:rPr>
@@ -7724,6 +8086,8 @@
             </w:r>
             <w:r>
               <w:rPr>
+                <w:b w:val="0"/>
+                <w:bCs/>
                 <w:noProof/>
                 <w:webHidden/>
               </w:rPr>
@@ -7731,19 +8095,25 @@
             </w:r>
             <w:r>
               <w:rPr>
+                <w:b w:val="0"/>
+                <w:bCs/>
                 <w:noProof/>
                 <w:webHidden/>
               </w:rPr>
-              <w:instrText xml:space="preserve"> PAGEREF _Toc227492796 \h </w:instrText>
-            </w:r>
-            <w:r>
-              <w:rPr>
+              <w:instrText xml:space="preserve"> PAGEREF _Toc228214401 \h </w:instrText>
+            </w:r>
+            <w:r>
+              <w:rPr>
+                <w:b w:val="0"/>
+                <w:bCs/>
                 <w:noProof/>
                 <w:webHidden/>
               </w:rPr>
             </w:r>
             <w:r>
               <w:rPr>
+                <w:b w:val="0"/>
+                <w:bCs/>
                 <w:noProof/>
                 <w:webHidden/>
               </w:rPr>
@@ -7751,6 +8121,8 @@
             </w:r>
             <w:r>
               <w:rPr>
+                <w:b w:val="0"/>
+                <w:bCs/>
                 <w:noProof/>
                 <w:webHidden/>
               </w:rPr>
@@ -7758,6 +8130,8 @@
             </w:r>
             <w:r>
               <w:rPr>
+                <w:b w:val="0"/>
+                <w:bCs/>
                 <w:noProof/>
                 <w:webHidden/>
               </w:rPr>
@@ -7770,6 +8144,7 @@
             <w:pStyle w:val="23"/>
             <w:rPr>
               <w:rFonts w:asciiTheme="minorHAnsi" w:eastAsiaTheme="minorEastAsia" w:hAnsiTheme="minorHAnsi" w:cstheme="minorBidi"/>
+              <w:bCs/>
               <w:noProof/>
               <w:kern w:val="2"/>
               <w:sz w:val="24"/>
@@ -7777,10 +8152,11 @@
               <w14:ligatures w14:val="standardContextual"/>
             </w:rPr>
           </w:pPr>
-          <w:hyperlink w:anchor="_Toc227492797" w:history="1">
+          <w:hyperlink w:anchor="_Toc228214402" w:history="1">
             <w:r>
               <w:rPr>
                 <w:rStyle w:val="ae"/>
+                <w:bCs/>
                 <w:noProof/>
               </w:rPr>
               <w:t>4.1</w:t>
@@ -7788,6 +8164,7 @@
             <w:r>
               <w:rPr>
                 <w:rFonts w:asciiTheme="minorHAnsi" w:eastAsiaTheme="minorEastAsia" w:hAnsiTheme="minorHAnsi" w:cstheme="minorBidi"/>
+                <w:bCs/>
                 <w:noProof/>
                 <w:kern w:val="2"/>
                 <w:sz w:val="24"/>
@@ -7799,12 +8176,14 @@
             <w:r>
               <w:rPr>
                 <w:rStyle w:val="ae"/>
+                <w:bCs/>
                 <w:noProof/>
               </w:rPr>
               <w:t>Техническая реализация и структура системы</w:t>
             </w:r>
             <w:r>
               <w:rPr>
+                <w:bCs/>
                 <w:noProof/>
                 <w:webHidden/>
               </w:rPr>
@@ -7812,6 +8191,7 @@
             </w:r>
             <w:r>
               <w:rPr>
+                <w:bCs/>
                 <w:noProof/>
                 <w:webHidden/>
               </w:rPr>
@@ -7819,19 +8199,22 @@
             </w:r>
             <w:r>
               <w:rPr>
+                <w:bCs/>
                 <w:noProof/>
                 <w:webHidden/>
               </w:rPr>
-              <w:instrText xml:space="preserve"> PAGEREF _Toc227492797 \h </w:instrText>
-            </w:r>
-            <w:r>
-              <w:rPr>
+              <w:instrText xml:space="preserve"> PAGEREF _Toc228214402 \h </w:instrText>
+            </w:r>
+            <w:r>
+              <w:rPr>
+                <w:bCs/>
                 <w:noProof/>
                 <w:webHidden/>
               </w:rPr>
             </w:r>
             <w:r>
               <w:rPr>
+                <w:bCs/>
                 <w:noProof/>
                 <w:webHidden/>
               </w:rPr>
@@ -7839,6 +8222,7 @@
             </w:r>
             <w:r>
               <w:rPr>
+                <w:bCs/>
                 <w:noProof/>
                 <w:webHidden/>
               </w:rPr>
@@ -7846,6 +8230,7 @@
             </w:r>
             <w:r>
               <w:rPr>
+                <w:bCs/>
                 <w:noProof/>
                 <w:webHidden/>
               </w:rPr>
@@ -7861,6 +8246,7 @@
             </w:tabs>
             <w:rPr>
               <w:rFonts w:asciiTheme="minorHAnsi" w:eastAsiaTheme="minorEastAsia" w:hAnsiTheme="minorHAnsi" w:cstheme="minorBidi"/>
+              <w:bCs/>
               <w:iCs w:val="0"/>
               <w:noProof/>
               <w:kern w:val="2"/>
@@ -7869,10 +8255,11 @@
               <w14:ligatures w14:val="standardContextual"/>
             </w:rPr>
           </w:pPr>
-          <w:hyperlink w:anchor="_Toc227492798" w:history="1">
+          <w:hyperlink w:anchor="_Toc228214403" w:history="1">
             <w:r>
               <w:rPr>
                 <w:rStyle w:val="ae"/>
+                <w:bCs/>
                 <w:noProof/>
               </w:rPr>
               <w:t>4.1.1</w:t>
@@ -7880,6 +8267,7 @@
             <w:r>
               <w:rPr>
                 <w:rFonts w:asciiTheme="minorHAnsi" w:eastAsiaTheme="minorEastAsia" w:hAnsiTheme="minorHAnsi" w:cstheme="minorBidi"/>
+                <w:bCs/>
                 <w:iCs w:val="0"/>
                 <w:noProof/>
                 <w:kern w:val="2"/>
@@ -7892,6 +8280,7 @@
             <w:r>
               <w:rPr>
                 <w:rStyle w:val="ae"/>
+                <w:bCs/>
                 <w:noProof/>
               </w:rPr>
               <w:t>Главные элементы системы</w:t>
@@ -7899,6 +8288,7 @@
             <w:r>
               <w:rPr>
                 <w:rStyle w:val="ae"/>
+                <w:bCs/>
                 <w:noProof/>
                 <w:lang w:val="en-US"/>
               </w:rPr>
@@ -7906,6 +8296,7 @@
             </w:r>
             <w:r>
               <w:rPr>
+                <w:bCs/>
                 <w:noProof/>
                 <w:webHidden/>
               </w:rPr>
@@ -7913,6 +8304,7 @@
             </w:r>
             <w:r>
               <w:rPr>
+                <w:bCs/>
                 <w:noProof/>
                 <w:webHidden/>
               </w:rPr>
@@ -7920,19 +8312,22 @@
             </w:r>
             <w:r>
               <w:rPr>
+                <w:bCs/>
                 <w:noProof/>
                 <w:webHidden/>
               </w:rPr>
-              <w:instrText xml:space="preserve"> PAGEREF _Toc227492798 \h </w:instrText>
-            </w:r>
-            <w:r>
-              <w:rPr>
+              <w:instrText xml:space="preserve"> PAGEREF _Toc228214403 \h </w:instrText>
+            </w:r>
+            <w:r>
+              <w:rPr>
+                <w:bCs/>
                 <w:noProof/>
                 <w:webHidden/>
               </w:rPr>
             </w:r>
             <w:r>
               <w:rPr>
+                <w:bCs/>
                 <w:noProof/>
                 <w:webHidden/>
               </w:rPr>
@@ -7940,6 +8335,7 @@
             </w:r>
             <w:r>
               <w:rPr>
+                <w:bCs/>
                 <w:noProof/>
                 <w:webHidden/>
               </w:rPr>
@@ -7947,6 +8343,7 @@
             </w:r>
             <w:r>
               <w:rPr>
+                <w:bCs/>
                 <w:noProof/>
                 <w:webHidden/>
               </w:rPr>
@@ -7962,6 +8359,7 @@
             </w:tabs>
             <w:rPr>
               <w:rFonts w:asciiTheme="minorHAnsi" w:eastAsiaTheme="minorEastAsia" w:hAnsiTheme="minorHAnsi" w:cstheme="minorBidi"/>
+              <w:bCs/>
               <w:iCs w:val="0"/>
               <w:noProof/>
               <w:kern w:val="2"/>
@@ -7970,10 +8368,11 @@
               <w14:ligatures w14:val="standardContextual"/>
             </w:rPr>
           </w:pPr>
-          <w:hyperlink w:anchor="_Toc227492799" w:history="1">
+          <w:hyperlink w:anchor="_Toc228214404" w:history="1">
             <w:r>
               <w:rPr>
                 <w:rStyle w:val="ae"/>
+                <w:bCs/>
                 <w:noProof/>
               </w:rPr>
               <w:t>4.1.2</w:t>
@@ -7981,6 +8380,7 @@
             <w:r>
               <w:rPr>
                 <w:rFonts w:asciiTheme="minorHAnsi" w:eastAsiaTheme="minorEastAsia" w:hAnsiTheme="minorHAnsi" w:cstheme="minorBidi"/>
+                <w:bCs/>
                 <w:iCs w:val="0"/>
                 <w:noProof/>
                 <w:kern w:val="2"/>
@@ -7993,12 +8393,14 @@
             <w:r>
               <w:rPr>
                 <w:rStyle w:val="ae"/>
+                <w:bCs/>
                 <w:noProof/>
               </w:rPr>
               <w:t>Соответствие компонентов слоям Чистой архитектуры</w:t>
             </w:r>
             <w:r>
               <w:rPr>
+                <w:bCs/>
                 <w:noProof/>
                 <w:webHidden/>
               </w:rPr>
@@ -8006,6 +8408,7 @@
             </w:r>
             <w:r>
               <w:rPr>
+                <w:bCs/>
                 <w:noProof/>
                 <w:webHidden/>
               </w:rPr>
@@ -8013,19 +8416,22 @@
             </w:r>
             <w:r>
               <w:rPr>
+                <w:bCs/>
                 <w:noProof/>
                 <w:webHidden/>
               </w:rPr>
-              <w:instrText xml:space="preserve"> PAGEREF _Toc227492799 \h </w:instrText>
-            </w:r>
-            <w:r>
-              <w:rPr>
+              <w:instrText xml:space="preserve"> PAGEREF _Toc228214404 \h </w:instrText>
+            </w:r>
+            <w:r>
+              <w:rPr>
+                <w:bCs/>
                 <w:noProof/>
                 <w:webHidden/>
               </w:rPr>
             </w:r>
             <w:r>
               <w:rPr>
+                <w:bCs/>
                 <w:noProof/>
                 <w:webHidden/>
               </w:rPr>
@@ -8033,6 +8439,7 @@
             </w:r>
             <w:r>
               <w:rPr>
+                <w:bCs/>
                 <w:noProof/>
                 <w:webHidden/>
               </w:rPr>
@@ -8040,6 +8447,7 @@
             </w:r>
             <w:r>
               <w:rPr>
+                <w:bCs/>
                 <w:noProof/>
                 <w:webHidden/>
               </w:rPr>
@@ -8055,6 +8463,7 @@
             </w:tabs>
             <w:rPr>
               <w:rFonts w:asciiTheme="minorHAnsi" w:eastAsiaTheme="minorEastAsia" w:hAnsiTheme="minorHAnsi" w:cstheme="minorBidi"/>
+              <w:bCs/>
               <w:iCs w:val="0"/>
               <w:noProof/>
               <w:kern w:val="2"/>
@@ -8063,10 +8472,11 @@
               <w14:ligatures w14:val="standardContextual"/>
             </w:rPr>
           </w:pPr>
-          <w:hyperlink w:anchor="_Toc227492800" w:history="1">
+          <w:hyperlink w:anchor="_Toc228214405" w:history="1">
             <w:r>
               <w:rPr>
                 <w:rStyle w:val="ae"/>
+                <w:bCs/>
                 <w:noProof/>
               </w:rPr>
               <w:t>4.1.3</w:t>
@@ -8074,6 +8484,7 @@
             <w:r>
               <w:rPr>
                 <w:rFonts w:asciiTheme="minorHAnsi" w:eastAsiaTheme="minorEastAsia" w:hAnsiTheme="minorHAnsi" w:cstheme="minorBidi"/>
+                <w:bCs/>
                 <w:iCs w:val="0"/>
                 <w:noProof/>
                 <w:kern w:val="2"/>
@@ -8086,12 +8497,14 @@
             <w:r>
               <w:rPr>
                 <w:rStyle w:val="ae"/>
+                <w:bCs/>
                 <w:noProof/>
               </w:rPr>
               <w:t>Конфигурационный слой</w:t>
             </w:r>
             <w:r>
               <w:rPr>
+                <w:bCs/>
                 <w:noProof/>
                 <w:webHidden/>
               </w:rPr>
@@ -8099,6 +8512,7 @@
             </w:r>
             <w:r>
               <w:rPr>
+                <w:bCs/>
                 <w:noProof/>
                 <w:webHidden/>
               </w:rPr>
@@ -8106,19 +8520,22 @@
             </w:r>
             <w:r>
               <w:rPr>
+                <w:bCs/>
                 <w:noProof/>
                 <w:webHidden/>
               </w:rPr>
-              <w:instrText xml:space="preserve"> PAGEREF _Toc227492800 \h </w:instrText>
-            </w:r>
-            <w:r>
-              <w:rPr>
+              <w:instrText xml:space="preserve"> PAGEREF _Toc228214405 \h </w:instrText>
+            </w:r>
+            <w:r>
+              <w:rPr>
+                <w:bCs/>
                 <w:noProof/>
                 <w:webHidden/>
               </w:rPr>
             </w:r>
             <w:r>
               <w:rPr>
+                <w:bCs/>
                 <w:noProof/>
                 <w:webHidden/>
               </w:rPr>
@@ -8126,6 +8543,7 @@
             </w:r>
             <w:r>
               <w:rPr>
+                <w:bCs/>
                 <w:noProof/>
                 <w:webHidden/>
               </w:rPr>
@@ -8133,6 +8551,7 @@
             </w:r>
             <w:r>
               <w:rPr>
+                <w:bCs/>
                 <w:noProof/>
                 <w:webHidden/>
               </w:rPr>
@@ -8148,6 +8567,7 @@
             </w:tabs>
             <w:rPr>
               <w:rFonts w:asciiTheme="minorHAnsi" w:eastAsiaTheme="minorEastAsia" w:hAnsiTheme="minorHAnsi" w:cstheme="minorBidi"/>
+              <w:bCs/>
               <w:iCs w:val="0"/>
               <w:noProof/>
               <w:kern w:val="2"/>
@@ -8156,10 +8576,11 @@
               <w14:ligatures w14:val="standardContextual"/>
             </w:rPr>
           </w:pPr>
-          <w:hyperlink w:anchor="_Toc227492801" w:history="1">
+          <w:hyperlink w:anchor="_Toc228214406" w:history="1">
             <w:r>
               <w:rPr>
                 <w:rStyle w:val="ae"/>
+                <w:bCs/>
                 <w:noProof/>
               </w:rPr>
               <w:t>4.1.4</w:t>
@@ -8167,6 +8588,7 @@
             <w:r>
               <w:rPr>
                 <w:rFonts w:asciiTheme="minorHAnsi" w:eastAsiaTheme="minorEastAsia" w:hAnsiTheme="minorHAnsi" w:cstheme="minorBidi"/>
+                <w:bCs/>
                 <w:iCs w:val="0"/>
                 <w:noProof/>
                 <w:kern w:val="2"/>
@@ -8179,12 +8601,14 @@
             <w:r>
               <w:rPr>
                 <w:rStyle w:val="ae"/>
+                <w:bCs/>
                 <w:noProof/>
               </w:rPr>
               <w:t>Структура кодовой базы</w:t>
             </w:r>
             <w:r>
               <w:rPr>
+                <w:bCs/>
                 <w:noProof/>
                 <w:webHidden/>
               </w:rPr>
@@ -8192,6 +8616,7 @@
             </w:r>
             <w:r>
               <w:rPr>
+                <w:bCs/>
                 <w:noProof/>
                 <w:webHidden/>
               </w:rPr>
@@ -8199,19 +8624,22 @@
             </w:r>
             <w:r>
               <w:rPr>
+                <w:bCs/>
                 <w:noProof/>
                 <w:webHidden/>
               </w:rPr>
-              <w:instrText xml:space="preserve"> PAGEREF _Toc227492801 \h </w:instrText>
-            </w:r>
-            <w:r>
-              <w:rPr>
+              <w:instrText xml:space="preserve"> PAGEREF _Toc228214406 \h </w:instrText>
+            </w:r>
+            <w:r>
+              <w:rPr>
+                <w:bCs/>
                 <w:noProof/>
                 <w:webHidden/>
               </w:rPr>
             </w:r>
             <w:r>
               <w:rPr>
+                <w:bCs/>
                 <w:noProof/>
                 <w:webHidden/>
               </w:rPr>
@@ -8219,6 +8647,7 @@
             </w:r>
             <w:r>
               <w:rPr>
+                <w:bCs/>
                 <w:noProof/>
                 <w:webHidden/>
               </w:rPr>
@@ -8226,6 +8655,7 @@
             </w:r>
             <w:r>
               <w:rPr>
+                <w:bCs/>
                 <w:noProof/>
                 <w:webHidden/>
               </w:rPr>
@@ -8241,6 +8671,7 @@
             </w:tabs>
             <w:rPr>
               <w:rFonts w:asciiTheme="minorHAnsi" w:eastAsiaTheme="minorEastAsia" w:hAnsiTheme="minorHAnsi" w:cstheme="minorBidi"/>
+              <w:bCs/>
               <w:iCs w:val="0"/>
               <w:noProof/>
               <w:kern w:val="2"/>
@@ -8249,10 +8680,11 @@
               <w14:ligatures w14:val="standardContextual"/>
             </w:rPr>
           </w:pPr>
-          <w:hyperlink w:anchor="_Toc227492802" w:history="1">
+          <w:hyperlink w:anchor="_Toc228214407" w:history="1">
             <w:r>
               <w:rPr>
                 <w:rStyle w:val="ae"/>
+                <w:bCs/>
                 <w:noProof/>
               </w:rPr>
               <w:t>4.1.5</w:t>
@@ -8260,6 +8692,7 @@
             <w:r>
               <w:rPr>
                 <w:rFonts w:asciiTheme="minorHAnsi" w:eastAsiaTheme="minorEastAsia" w:hAnsiTheme="minorHAnsi" w:cstheme="minorBidi"/>
+                <w:bCs/>
                 <w:iCs w:val="0"/>
                 <w:noProof/>
                 <w:kern w:val="2"/>
@@ -8272,12 +8705,14 @@
             <w:r>
               <w:rPr>
                 <w:rStyle w:val="ae"/>
+                <w:bCs/>
                 <w:noProof/>
               </w:rPr>
               <w:t>Подсистема хранения данных</w:t>
             </w:r>
             <w:r>
               <w:rPr>
+                <w:bCs/>
                 <w:noProof/>
                 <w:webHidden/>
               </w:rPr>
@@ -8285,6 +8720,7 @@
             </w:r>
             <w:r>
               <w:rPr>
+                <w:bCs/>
                 <w:noProof/>
                 <w:webHidden/>
               </w:rPr>
@@ -8292,19 +8728,22 @@
             </w:r>
             <w:r>
               <w:rPr>
+                <w:bCs/>
                 <w:noProof/>
                 <w:webHidden/>
               </w:rPr>
-              <w:instrText xml:space="preserve"> PAGEREF _Toc227492802 \h </w:instrText>
-            </w:r>
-            <w:r>
-              <w:rPr>
+              <w:instrText xml:space="preserve"> PAGEREF _Toc228214407 \h </w:instrText>
+            </w:r>
+            <w:r>
+              <w:rPr>
+                <w:bCs/>
                 <w:noProof/>
                 <w:webHidden/>
               </w:rPr>
             </w:r>
             <w:r>
               <w:rPr>
+                <w:bCs/>
                 <w:noProof/>
                 <w:webHidden/>
               </w:rPr>
@@ -8312,13 +8751,15 @@
             </w:r>
             <w:r>
               <w:rPr>
+                <w:bCs/>
                 <w:noProof/>
                 <w:webHidden/>
               </w:rPr>
-              <w:t>44</w:t>
-            </w:r>
-            <w:r>
-              <w:rPr>
+              <w:t>43</w:t>
+            </w:r>
+            <w:r>
+              <w:rPr>
+                <w:bCs/>
                 <w:noProof/>
                 <w:webHidden/>
               </w:rPr>
@@ -8331,6 +8772,7 @@
             <w:pStyle w:val="31"/>
             <w:rPr>
               <w:rFonts w:asciiTheme="minorHAnsi" w:eastAsiaTheme="minorEastAsia" w:hAnsiTheme="minorHAnsi" w:cstheme="minorBidi"/>
+              <w:bCs/>
               <w:iCs w:val="0"/>
               <w:noProof/>
               <w:kern w:val="2"/>
@@ -8339,11 +8781,10 @@
               <w14:ligatures w14:val="standardContextual"/>
             </w:rPr>
           </w:pPr>
-          <w:hyperlink w:anchor="_Toc227492803" w:history="1">
+          <w:hyperlink w:anchor="_Toc228214408" w:history="1">
             <w:r>
               <w:rPr>
                 <w:rStyle w:val="ae"/>
-                <w:b/>
                 <w:bCs/>
                 <w:noProof/>
               </w:rPr>
@@ -8351,6 +8792,7 @@
             </w:r>
             <w:r>
               <w:rPr>
+                <w:bCs/>
                 <w:noProof/>
                 <w:webHidden/>
               </w:rPr>
@@ -8358,6 +8800,7 @@
             </w:r>
             <w:r>
               <w:rPr>
+                <w:bCs/>
                 <w:noProof/>
                 <w:webHidden/>
               </w:rPr>
@@ -8365,19 +8808,22 @@
             </w:r>
             <w:r>
               <w:rPr>
+                <w:bCs/>
                 <w:noProof/>
                 <w:webHidden/>
               </w:rPr>
-              <w:instrText xml:space="preserve"> PAGEREF _Toc227492803 \h </w:instrText>
-            </w:r>
-            <w:r>
-              <w:rPr>
+              <w:instrText xml:space="preserve"> PAGEREF _Toc228214408 \h </w:instrText>
+            </w:r>
+            <w:r>
+              <w:rPr>
+                <w:bCs/>
                 <w:noProof/>
                 <w:webHidden/>
               </w:rPr>
             </w:r>
             <w:r>
               <w:rPr>
+                <w:bCs/>
                 <w:noProof/>
                 <w:webHidden/>
               </w:rPr>
@@ -8385,13 +8831,15 @@
             </w:r>
             <w:r>
               <w:rPr>
+                <w:bCs/>
                 <w:noProof/>
                 <w:webHidden/>
               </w:rPr>
-              <w:t>48</w:t>
-            </w:r>
-            <w:r>
-              <w:rPr>
+              <w:t>47</w:t>
+            </w:r>
+            <w:r>
+              <w:rPr>
+                <w:bCs/>
                 <w:noProof/>
                 <w:webHidden/>
               </w:rPr>
@@ -8404,6 +8852,7 @@
             <w:pStyle w:val="31"/>
             <w:rPr>
               <w:rFonts w:asciiTheme="minorHAnsi" w:eastAsiaTheme="minorEastAsia" w:hAnsiTheme="minorHAnsi" w:cstheme="minorBidi"/>
+              <w:bCs/>
               <w:iCs w:val="0"/>
               <w:noProof/>
               <w:kern w:val="2"/>
@@ -8412,11 +8861,10 @@
               <w14:ligatures w14:val="standardContextual"/>
             </w:rPr>
           </w:pPr>
-          <w:hyperlink w:anchor="_Toc227492804" w:history="1">
+          <w:hyperlink w:anchor="_Toc228214409" w:history="1">
             <w:r>
               <w:rPr>
                 <w:rStyle w:val="ae"/>
-                <w:b/>
                 <w:bCs/>
                 <w:noProof/>
               </w:rPr>
@@ -8424,6 +8872,7 @@
             </w:r>
             <w:r>
               <w:rPr>
+                <w:bCs/>
                 <w:noProof/>
                 <w:webHidden/>
               </w:rPr>
@@ -8431,6 +8880,7 @@
             </w:r>
             <w:r>
               <w:rPr>
+                <w:bCs/>
                 <w:noProof/>
                 <w:webHidden/>
               </w:rPr>
@@ -8438,19 +8888,22 @@
             </w:r>
             <w:r>
               <w:rPr>
+                <w:bCs/>
                 <w:noProof/>
                 <w:webHidden/>
               </w:rPr>
-              <w:instrText xml:space="preserve"> PAGEREF _Toc227492804 \h </w:instrText>
-            </w:r>
-            <w:r>
-              <w:rPr>
+              <w:instrText xml:space="preserve"> PAGEREF _Toc228214409 \h </w:instrText>
+            </w:r>
+            <w:r>
+              <w:rPr>
+                <w:bCs/>
                 <w:noProof/>
                 <w:webHidden/>
               </w:rPr>
             </w:r>
             <w:r>
               <w:rPr>
+                <w:bCs/>
                 <w:noProof/>
                 <w:webHidden/>
               </w:rPr>
@@ -8458,13 +8911,15 @@
             </w:r>
             <w:r>
               <w:rPr>
+                <w:bCs/>
                 <w:noProof/>
                 <w:webHidden/>
               </w:rPr>
-              <w:t>53</w:t>
-            </w:r>
-            <w:r>
-              <w:rPr>
+              <w:t>52</w:t>
+            </w:r>
+            <w:r>
+              <w:rPr>
+                <w:bCs/>
                 <w:noProof/>
                 <w:webHidden/>
               </w:rPr>
@@ -8477,6 +8932,7 @@
             <w:pStyle w:val="31"/>
             <w:rPr>
               <w:rFonts w:asciiTheme="minorHAnsi" w:eastAsiaTheme="minorEastAsia" w:hAnsiTheme="minorHAnsi" w:cstheme="minorBidi"/>
+              <w:bCs/>
               <w:iCs w:val="0"/>
               <w:noProof/>
               <w:kern w:val="2"/>
@@ -8485,11 +8941,10 @@
               <w14:ligatures w14:val="standardContextual"/>
             </w:rPr>
           </w:pPr>
-          <w:hyperlink w:anchor="_Toc227492805" w:history="1">
+          <w:hyperlink w:anchor="_Toc228214410" w:history="1">
             <w:r>
               <w:rPr>
                 <w:rStyle w:val="ae"/>
-                <w:b/>
                 <w:bCs/>
                 <w:noProof/>
               </w:rPr>
@@ -8497,6 +8952,7 @@
             </w:r>
             <w:r>
               <w:rPr>
+                <w:bCs/>
                 <w:noProof/>
                 <w:webHidden/>
               </w:rPr>
@@ -8504,6 +8960,7 @@
             </w:r>
             <w:r>
               <w:rPr>
+                <w:bCs/>
                 <w:noProof/>
                 <w:webHidden/>
               </w:rPr>
@@ -8511,19 +8968,22 @@
             </w:r>
             <w:r>
               <w:rPr>
+                <w:bCs/>
                 <w:noProof/>
                 <w:webHidden/>
               </w:rPr>
-              <w:instrText xml:space="preserve"> PAGEREF _Toc227492805 \h </w:instrText>
-            </w:r>
-            <w:r>
-              <w:rPr>
+              <w:instrText xml:space="preserve"> PAGEREF _Toc228214410 \h </w:instrText>
+            </w:r>
+            <w:r>
+              <w:rPr>
+                <w:bCs/>
                 <w:noProof/>
                 <w:webHidden/>
               </w:rPr>
             </w:r>
             <w:r>
               <w:rPr>
+                <w:bCs/>
                 <w:noProof/>
                 <w:webHidden/>
               </w:rPr>
@@ -8531,13 +8991,15 @@
             </w:r>
             <w:r>
               <w:rPr>
+                <w:bCs/>
                 <w:noProof/>
                 <w:webHidden/>
               </w:rPr>
-              <w:t>57</w:t>
-            </w:r>
-            <w:r>
-              <w:rPr>
+              <w:t>56</w:t>
+            </w:r>
+            <w:r>
+              <w:rPr>
+                <w:bCs/>
                 <w:noProof/>
                 <w:webHidden/>
               </w:rPr>
@@ -8553,6 +9015,7 @@
             </w:tabs>
             <w:rPr>
               <w:rFonts w:asciiTheme="minorHAnsi" w:eastAsiaTheme="minorEastAsia" w:hAnsiTheme="minorHAnsi" w:cstheme="minorBidi"/>
+              <w:bCs/>
               <w:iCs w:val="0"/>
               <w:noProof/>
               <w:kern w:val="2"/>
@@ -8561,11 +9024,10 @@
               <w14:ligatures w14:val="standardContextual"/>
             </w:rPr>
           </w:pPr>
-          <w:hyperlink w:anchor="_Toc227492806" w:history="1">
+          <w:hyperlink w:anchor="_Toc228214411" w:history="1">
             <w:r>
               <w:rPr>
                 <w:rStyle w:val="ae"/>
-                <w:b/>
                 <w:bCs/>
                 <w:noProof/>
               </w:rPr>
@@ -8574,6 +9036,7 @@
             <w:r>
               <w:rPr>
                 <w:rFonts w:asciiTheme="minorHAnsi" w:eastAsiaTheme="minorEastAsia" w:hAnsiTheme="minorHAnsi" w:cstheme="minorBidi"/>
+                <w:bCs/>
                 <w:iCs w:val="0"/>
                 <w:noProof/>
                 <w:kern w:val="2"/>
@@ -8586,7 +9049,6 @@
             <w:r>
               <w:rPr>
                 <w:rStyle w:val="ae"/>
-                <w:b/>
                 <w:bCs/>
                 <w:noProof/>
               </w:rPr>
@@ -8595,7 +9057,6 @@
             <w:r>
               <w:rPr>
                 <w:rStyle w:val="ae"/>
-                <w:b/>
                 <w:bCs/>
                 <w:noProof/>
                 <w:lang w:val="en-US"/>
@@ -8604,6 +9065,7 @@
             </w:r>
             <w:r>
               <w:rPr>
+                <w:bCs/>
                 <w:noProof/>
                 <w:webHidden/>
               </w:rPr>
@@ -8611,6 +9073,7 @@
             </w:r>
             <w:r>
               <w:rPr>
+                <w:bCs/>
                 <w:noProof/>
                 <w:webHidden/>
               </w:rPr>
@@ -8618,19 +9081,22 @@
             </w:r>
             <w:r>
               <w:rPr>
+                <w:bCs/>
                 <w:noProof/>
                 <w:webHidden/>
               </w:rPr>
-              <w:instrText xml:space="preserve"> PAGEREF _Toc227492806 \h </w:instrText>
-            </w:r>
-            <w:r>
-              <w:rPr>
+              <w:instrText xml:space="preserve"> PAGEREF _Toc228214411 \h </w:instrText>
+            </w:r>
+            <w:r>
+              <w:rPr>
+                <w:bCs/>
                 <w:noProof/>
                 <w:webHidden/>
               </w:rPr>
             </w:r>
             <w:r>
               <w:rPr>
+                <w:bCs/>
                 <w:noProof/>
                 <w:webHidden/>
               </w:rPr>
@@ -8638,6 +9104,7 @@
             </w:r>
             <w:r>
               <w:rPr>
+                <w:bCs/>
                 <w:noProof/>
                 <w:webHidden/>
               </w:rPr>
@@ -8645,6 +9112,7 @@
             </w:r>
             <w:r>
               <w:rPr>
+                <w:bCs/>
                 <w:noProof/>
                 <w:webHidden/>
               </w:rPr>
@@ -8657,6 +9125,7 @@
             <w:pStyle w:val="31"/>
             <w:rPr>
               <w:rFonts w:asciiTheme="minorHAnsi" w:eastAsiaTheme="minorEastAsia" w:hAnsiTheme="minorHAnsi" w:cstheme="minorBidi"/>
+              <w:bCs/>
               <w:iCs w:val="0"/>
               <w:noProof/>
               <w:kern w:val="2"/>
@@ -8665,11 +9134,10 @@
               <w14:ligatures w14:val="standardContextual"/>
             </w:rPr>
           </w:pPr>
-          <w:hyperlink w:anchor="_Toc227492807" w:history="1">
+          <w:hyperlink w:anchor="_Toc228214412" w:history="1">
             <w:r>
               <w:rPr>
                 <w:rStyle w:val="ae"/>
-                <w:b/>
                 <w:bCs/>
                 <w:noProof/>
               </w:rPr>
@@ -8677,6 +9145,7 @@
             </w:r>
             <w:r>
               <w:rPr>
+                <w:bCs/>
                 <w:noProof/>
                 <w:webHidden/>
               </w:rPr>
@@ -8684,6 +9153,7 @@
             </w:r>
             <w:r>
               <w:rPr>
+                <w:bCs/>
                 <w:noProof/>
                 <w:webHidden/>
               </w:rPr>
@@ -8691,19 +9161,22 @@
             </w:r>
             <w:r>
               <w:rPr>
+                <w:bCs/>
                 <w:noProof/>
                 <w:webHidden/>
               </w:rPr>
-              <w:instrText xml:space="preserve"> PAGEREF _Toc227492807 \h </w:instrText>
-            </w:r>
-            <w:r>
-              <w:rPr>
+              <w:instrText xml:space="preserve"> PAGEREF _Toc228214412 \h </w:instrText>
+            </w:r>
+            <w:r>
+              <w:rPr>
+                <w:bCs/>
                 <w:noProof/>
                 <w:webHidden/>
               </w:rPr>
             </w:r>
             <w:r>
               <w:rPr>
+                <w:bCs/>
                 <w:noProof/>
                 <w:webHidden/>
               </w:rPr>
@@ -8711,13 +9184,15 @@
             </w:r>
             <w:r>
               <w:rPr>
+                <w:bCs/>
                 <w:noProof/>
                 <w:webHidden/>
               </w:rPr>
-              <w:t>63</w:t>
-            </w:r>
-            <w:r>
-              <w:rPr>
+              <w:t>62</w:t>
+            </w:r>
+            <w:r>
+              <w:rPr>
+                <w:bCs/>
                 <w:noProof/>
                 <w:webHidden/>
               </w:rPr>
@@ -8730,6 +9205,7 @@
             <w:pStyle w:val="31"/>
             <w:rPr>
               <w:rFonts w:asciiTheme="minorHAnsi" w:eastAsiaTheme="minorEastAsia" w:hAnsiTheme="minorHAnsi" w:cstheme="minorBidi"/>
+              <w:bCs/>
               <w:iCs w:val="0"/>
               <w:noProof/>
               <w:kern w:val="2"/>
@@ -8738,11 +9214,10 @@
               <w14:ligatures w14:val="standardContextual"/>
             </w:rPr>
           </w:pPr>
-          <w:hyperlink w:anchor="_Toc227492808" w:history="1">
+          <w:hyperlink w:anchor="_Toc228214413" w:history="1">
             <w:r>
               <w:rPr>
                 <w:rStyle w:val="ae"/>
-                <w:b/>
                 <w:bCs/>
                 <w:noProof/>
               </w:rPr>
@@ -8750,6 +9225,7 @@
             </w:r>
             <w:r>
               <w:rPr>
+                <w:bCs/>
                 <w:noProof/>
                 <w:webHidden/>
               </w:rPr>
@@ -8757,6 +9233,7 @@
             </w:r>
             <w:r>
               <w:rPr>
+                <w:bCs/>
                 <w:noProof/>
                 <w:webHidden/>
               </w:rPr>
@@ -8764,19 +9241,22 @@
             </w:r>
             <w:r>
               <w:rPr>
+                <w:bCs/>
                 <w:noProof/>
                 <w:webHidden/>
               </w:rPr>
-              <w:instrText xml:space="preserve"> PAGEREF _Toc227492808 \h </w:instrText>
-            </w:r>
-            <w:r>
-              <w:rPr>
+              <w:instrText xml:space="preserve"> PAGEREF _Toc228214413 \h </w:instrText>
+            </w:r>
+            <w:r>
+              <w:rPr>
+                <w:bCs/>
                 <w:noProof/>
                 <w:webHidden/>
               </w:rPr>
             </w:r>
             <w:r>
               <w:rPr>
+                <w:bCs/>
                 <w:noProof/>
                 <w:webHidden/>
               </w:rPr>
@@ -8784,13 +9264,15 @@
             </w:r>
             <w:r>
               <w:rPr>
+                <w:bCs/>
                 <w:noProof/>
                 <w:webHidden/>
               </w:rPr>
-              <w:t>67</w:t>
-            </w:r>
-            <w:r>
-              <w:rPr>
+              <w:t>66</w:t>
+            </w:r>
+            <w:r>
+              <w:rPr>
+                <w:bCs/>
                 <w:noProof/>
                 <w:webHidden/>
               </w:rPr>
@@ -8813,6 +9295,7 @@
             <w:rPr>
               <w:rStyle w:val="afff"/>
               <w:b w:val="0"/>
+              <w:bCs/>
             </w:rPr>
             <w:fldChar w:fldCharType="end"/>
           </w:r>
@@ -8832,7 +9315,7 @@
       <w:pPr>
         <w:pStyle w:val="UnnumberedHeading1NoTOC0"/>
       </w:pPr>
-      <w:bookmarkStart w:id="6" w:name="_Toc227492777"/>
+      <w:bookmarkStart w:id="6" w:name="_Toc228214382"/>
       <w:r>
         <w:rPr>
           <w:rStyle w:val="UnnumberedHeadingOneNoTOC"/>
@@ -9010,7 +9493,7 @@
         <w:pStyle w:val="UnnumberedHeading1NoTOC0"/>
         <w:spacing w:before="0"/>
       </w:pPr>
-      <w:bookmarkStart w:id="8" w:name="_Toc227492778"/>
+      <w:bookmarkStart w:id="8" w:name="_Toc228214383"/>
       <w:r>
         <w:rPr>
           <w:rStyle w:val="UnnumberedHeadingOneNoTOC"/>
@@ -9257,7 +9740,7 @@
         <w:pStyle w:val="UnnumberedHeading10"/>
         <w:ind w:firstLine="0"/>
       </w:pPr>
-      <w:bookmarkStart w:id="9" w:name="_Toc227492779"/>
+      <w:bookmarkStart w:id="9" w:name="_Toc228214384"/>
       <w:r>
         <w:rPr>
           <w:rStyle w:val="UnnumberedHeadingOne"/>
@@ -9445,7 +9928,7 @@
         <w:jc w:val="center"/>
       </w:pPr>
       <w:bookmarkStart w:id="10" w:name="анализ-существующих-решений"/>
-      <w:bookmarkStart w:id="11" w:name="_Toc227492780"/>
+      <w:bookmarkStart w:id="11" w:name="_Toc228214385"/>
       <w:bookmarkEnd w:id="10"/>
       <w:r>
         <w:lastRenderedPageBreak/>
@@ -9463,7 +9946,7 @@
         <w:ind w:firstLine="842"/>
       </w:pPr>
       <w:bookmarkStart w:id="12" w:name="X9302dd7976da7298344840af0beefa05d110c6b"/>
-      <w:bookmarkStart w:id="13" w:name="_Toc227492781"/>
+      <w:bookmarkStart w:id="13" w:name="_Toc228214386"/>
       <w:bookmarkEnd w:id="12"/>
       <w:r>
         <w:t xml:space="preserve">Поток финансовых </w:t>
@@ -9491,7 +9974,17 @@
         <w:pStyle w:val="a0"/>
       </w:pPr>
       <w:r>
-        <w:t>Банковские финансовые операции существуют не проходят через платежную инфраструктуру. В российском контексте важную роль играет платежная система Банка России: через неё выполняются переводы по счетам, открытым в Банке России, обеспечивается завершение расчётов по переводам с использованием платежных карт, а также поддерживается завершение расчётов по сделкам на финансовых рынках. Это означает, что даже одна клиентская операция обычно превращается в цепочку шагов и сообщений между несколькими участниками — банками, процессингом и платёжными системами.</w:t>
+        <w:t>Банковские финансовые операции существуют не проходят через платежную инфраструктуру. В российском контексте важную роль играет платежная система Банка России: через неё выполняются переводы по счетам, открытым в Банке России, обеспечивается завершение расчётов по переводам с использованием платежных карт, а также поддерживается завершение расчётов по сделкам на финансовых рынках. Это означает, что даже одна клиентская операция обычно превращается в цепочку шагов и сообщений между несколькими участниками — банками, процессингом и платёжными системами</w:t>
+      </w:r>
+      <w:r>
+        <w:rPr>
+          <w:b/>
+          <w:bCs/>
+        </w:rPr>
+        <w:t xml:space="preserve"> </w:t>
+      </w:r>
+      <w:r>
+        <w:t>[1, с. 45–52].</w:t>
       </w:r>
     </w:p>
     <w:p>
@@ -9499,15 +9992,10 @@
         <w:pStyle w:val="a0"/>
       </w:pPr>
       <w:r>
-        <w:t>Чтобы представить “транзакцию” как объект мониторинга, удобно рассматривать её как набор связанных событий. Для карточных платежей типовая схема включает стороны и компоненты: держатель карты, торговая точка/мерчант, POS</w:t>
-      </w:r>
-      <w:r>
-        <w:noBreakHyphen/>
-        <w:t>система, платёжный шлюз, процессинг, платёжная сеть банк</w:t>
-      </w:r>
-      <w:r>
-        <w:noBreakHyphen/>
-        <w:t>держатель и банк принимающий. В результате в информационных системах появляется не одна запись, а несколько логически связанных сообщений и статусов, которые могут приходить с задержками и в разное время.</w:t>
+        <w:t>Чтобы представить “транзакцию” как объект мониторинга, удобно рассматривать её как набор связанных событий [2, с. 5–7]. Для карточных платежей типовая схема включает стороны и компоненты: держатель карты, торговая точка/мерчант, POS система, платёжный шлюз, процессинг, платёжная сеть, банк-держатель и банк-принимающий. В результате в информационных системах появляется не одна запись, а несколько логически связанных сообщений и статусов, которые могут приходить с задержками и в разное время.</w:t>
+      </w:r>
+      <w:r>
+        <w:t xml:space="preserve"> </w:t>
       </w:r>
     </w:p>
     <w:p>
@@ -9523,11 +10011,11 @@
         <w:pStyle w:val="a0"/>
       </w:pPr>
       <w:r>
-        <w:t xml:space="preserve">Отсюда появляется задача мониторинга потоковой обработки транзакций: обеспечить наблюдаемость и контроль процесса обработки в режиме, близком к реальному времени. Практическая ценность мониторинга в том, что он сокращает разрыв между “событие произошло” и “банк узнал и </w:t>
+        <w:t xml:space="preserve">Отсюда появляется задача мониторинга потоковой обработки транзакций: обеспечить наблюдаемость и контроль процесса обработки в режиме, близком к реальному времени. Практическая ценность мониторинга в том, что </w:t>
       </w:r>
       <w:r>
         <w:lastRenderedPageBreak/>
-        <w:t>отреагировал”, а также помогает удерживать качество сервиса. В рамках дипломной работы это обычно приводит к формализации входных событий (что считаем транзакцией и какие поля нужны), описанию жизненного цикла транзакции и определению требований к модулю.</w:t>
+        <w:t>он сокращает разрыв между “событие произошло” и “банк узнал и отреагировал”, а также помогает удерживать качество сервиса. В рамках дипломной работы это обычно приводит к формализации входных событий (что считаем транзакцией и какие поля нужны), описанию жизненного цикла транзакции и определению требований к модулю.</w:t>
       </w:r>
     </w:p>
     <w:p>
@@ -9600,7 +10088,7 @@
       </w:pPr>
       <w:bookmarkStart w:id="15" w:name="X9302dd7976da7298344840af0beefa05d110c61"/>
       <w:bookmarkStart w:id="16" w:name="X22398132074f36bd4484facde25da0cf69a6644"/>
-      <w:bookmarkStart w:id="17" w:name="_Toc227492782"/>
+      <w:bookmarkStart w:id="17" w:name="_Toc228214387"/>
       <w:bookmarkEnd w:id="15"/>
       <w:bookmarkEnd w:id="16"/>
       <w:r>
@@ -9719,7 +10207,7 @@
       </w:pPr>
       <w:bookmarkStart w:id="18" w:name="X22398132074f36bd4484facde25da0cf69a6641"/>
       <w:bookmarkStart w:id="19" w:name="проблемы-существующих-инструментов"/>
-      <w:bookmarkStart w:id="20" w:name="_Toc227492783"/>
+      <w:bookmarkStart w:id="20" w:name="_Toc228214388"/>
       <w:bookmarkEnd w:id="18"/>
       <w:bookmarkEnd w:id="19"/>
       <w:r>
@@ -9736,7 +10224,10 @@
       </w:r>
       <w:r>
         <w:noBreakHyphen/>
-        <w:t>логика, но и способность быстро понять, что происходит внутри системы при сбоях и деградациях. В распределённых сервисах это обычно достигается через сбор телеметрии, которая позволяет видеть состояние компонентов и объяснять причины изменений производительности без инвазивной отладки в продакшене.</w:t>
+        <w:t xml:space="preserve">логика, но и способность быстро понять, что происходит внутри системы при сбоях и деградациях. </w:t>
+      </w:r>
+      <w:r>
+        <w:t>В распределённых сервисах это обычно достигается через сбор телеметрии, которая позволяет видеть состояние компонентов и объяснять причины изменений производительности без инвазивной отладки в продакшене [4, с. 70–85].</w:t>
       </w:r>
       <w:r>
         <w:t xml:space="preserve"> Такому подходу свойственна наблюдаемость</w:t>
@@ -9750,11 +10241,11 @@
         <w:pStyle w:val="a0"/>
       </w:pPr>
       <w:r>
-        <w:t xml:space="preserve">Метрики — это численные показатели, которые удобно смотреть во времени и по ним же удобно строить автоматические оповещения. В документации Microsoft метрики описываются как счётчики и измерения, например, </w:t>
+        <w:t xml:space="preserve">Метрики — это численные показатели, которые удобно смотреть во времени и по ним же удобно строить автоматические оповещения. В </w:t>
       </w:r>
       <w:r>
         <w:lastRenderedPageBreak/>
-        <w:t xml:space="preserve">число завершённых запросов и распределение задержек, что хорошо ложится на стриминговый модуль, где важны скорость и стабильность обработки. В контексте потоковой обработки транзакций базовый набор метрик обычно включает входной и выходной поток сообщений/сек, задержку обработки, а также “отставание” обработки от поступления данных- lag, потому что именно эти показатели первыми показывают, что система начала </w:t>
+        <w:t xml:space="preserve">документации Microsoft метрики описываются как счётчики и измерения, например, число завершённых запросов и распределение задержек, что хорошо ложится на стриминговый модуль, где важны скорость и стабильность обработки. В контексте потоковой обработки транзакций базовый набор метрик обычно включает входной и выходной поток сообщений/сек, задержку обработки, а также “отставание” обработки от поступления данных- lag, потому что именно эти показатели первыми показывают, что система начала </w:t>
       </w:r>
       <w:r>
         <w:t>запаздывать</w:t>
@@ -9790,7 +10281,13 @@
         <w:pStyle w:val="a0"/>
       </w:pPr>
       <w:r>
-        <w:t>Из этого прямо следуют требования к разрабатываемому модулю мониторинга: он должен постоянно публиковать метрики, писать понятные и связные логи, а также поддерживать корреляцию событий между сервисами через единые идентификаторы, чтобы можно было быстро перейти от всплеска на графике к конкретным проблемным операциям. Дополнительно стоит ограничить “шум” в логах, потому что избыток данных усложняет поиск важного, и ценность наблюдаемости раскрывается именно при грамотной корреляции и отборе сигналов.</w:t>
+        <w:t>Из этого прямо следуют требования к разрабатываемому модулю мониторинга: он должен постоянно публиковать метрики, писать понятные и связные логи, а также поддерживать корреляцию событий между сервисами через единые идентификаторы, чтобы можно было быстро перейти от всплеска на графике к конкретным проблемным операциям. Дополнительно стоит ограничить “шум” в логах, потому что избыток данных усложняет поиск важного, и ценность наблюдаемости раскрывается именно при грамотной корреляции и отборе сигналов</w:t>
+      </w:r>
+      <w:r>
+        <w:t xml:space="preserve"> </w:t>
+      </w:r>
+      <w:r>
+        <w:t>[3, с. 140–155].</w:t>
       </w:r>
     </w:p>
     <w:p>
@@ -9804,7 +10301,7 @@
       </w:pPr>
       <w:bookmarkStart w:id="21" w:name="проблемы-существующих-инструментов_Копия"/>
       <w:bookmarkStart w:id="22" w:name="требований-к-разрабатываемому-приложению"/>
-      <w:bookmarkStart w:id="23" w:name="_Toc227492784"/>
+      <w:bookmarkStart w:id="23" w:name="_Toc228214389"/>
       <w:bookmarkEnd w:id="21"/>
       <w:bookmarkEnd w:id="22"/>
       <w:r>
@@ -9964,7 +10461,7 @@
       <w:bookmarkStart w:id="24" w:name="анализ-существующих-решений_Копия_1"/>
       <w:bookmarkStart w:id="25" w:name="требований-к-разрабатываемому-приложени1"/>
       <w:bookmarkStart w:id="26" w:name="X306aeb63bac2412a0b0e984d7caa139e0ee64a9"/>
-      <w:bookmarkStart w:id="27" w:name="_Toc227492785"/>
+      <w:bookmarkStart w:id="27" w:name="_Toc228214390"/>
       <w:bookmarkEnd w:id="24"/>
       <w:bookmarkEnd w:id="25"/>
       <w:bookmarkEnd w:id="26"/>
@@ -10001,7 +10498,7 @@
         <w:jc w:val="left"/>
       </w:pPr>
       <w:bookmarkStart w:id="29" w:name="обоснование-выбора-архитектуры"/>
-      <w:bookmarkStart w:id="30" w:name="_Toc227492786"/>
+      <w:bookmarkStart w:id="30" w:name="_Toc228214391"/>
       <w:bookmarkEnd w:id="29"/>
       <w:r>
         <w:t>Понятие события в мониторинге</w:t>
@@ -10109,7 +10606,7 @@
       </w:pPr>
       <w:bookmarkStart w:id="31" w:name="обоснование-выбора-архитектуры_Копия_1"/>
       <w:bookmarkStart w:id="32" w:name="общая-архитектура-микросервисов"/>
-      <w:bookmarkStart w:id="33" w:name="_Toc227492787"/>
+      <w:bookmarkStart w:id="33" w:name="_Toc228214392"/>
       <w:bookmarkEnd w:id="31"/>
       <w:bookmarkEnd w:id="32"/>
       <w:r>
@@ -10311,7 +10808,7 @@
       </w:pPr>
       <w:bookmarkStart w:id="34" w:name="общая-архитектура-микросервисов_Копия_1"/>
       <w:bookmarkStart w:id="35" w:name="X4688acb3fce13c098f5b57d95a5585f85209c9a"/>
-      <w:bookmarkStart w:id="36" w:name="_Toc227492788"/>
+      <w:bookmarkStart w:id="36" w:name="_Toc228214393"/>
       <w:bookmarkEnd w:id="34"/>
       <w:bookmarkEnd w:id="35"/>
       <w:r>
@@ -10408,7 +10905,7 @@
       </w:pPr>
       <w:bookmarkStart w:id="37" w:name="X4688acb3fce13c098f5b57d95a5585f85209c91"/>
       <w:bookmarkStart w:id="38" w:name="проектирование-структуры-базы-данных"/>
-      <w:bookmarkStart w:id="39" w:name="_Toc227492789"/>
+      <w:bookmarkStart w:id="39" w:name="_Toc228214394"/>
       <w:bookmarkEnd w:id="37"/>
       <w:bookmarkEnd w:id="38"/>
       <w:r>
@@ -10501,11 +10998,12 @@
     <w:p>
       <w:pPr>
         <w:pStyle w:val="1"/>
+        <w:jc w:val="center"/>
       </w:pPr>
       <w:bookmarkStart w:id="41" w:name="проектирование-структуры-базы-данных_Коп"/>
       <w:bookmarkStart w:id="42" w:name="X61c9afbe1aee72941ffaaa7191975b9cd5ed5f1"/>
       <w:bookmarkStart w:id="43" w:name="X2afd619f4037c8f098c10de89d145893c2b1193"/>
-      <w:bookmarkStart w:id="44" w:name="_Toc227492790"/>
+      <w:bookmarkStart w:id="44" w:name="_Toc228214395"/>
       <w:bookmarkEnd w:id="41"/>
       <w:bookmarkEnd w:id="42"/>
       <w:bookmarkEnd w:id="43"/>
@@ -10524,7 +11022,7 @@
         </w:numPr>
         <w:ind w:firstLine="842"/>
       </w:pPr>
-      <w:bookmarkStart w:id="45" w:name="_Toc227492791"/>
+      <w:bookmarkStart w:id="45" w:name="_Toc228214396"/>
       <w:r>
         <w:t>Обработка окон событий</w:t>
       </w:r>
@@ -10651,7 +11149,7 @@
       <w:bookmarkStart w:id="47" w:name="X2afd619f4037c8f098c10de89d145893c2b1191"/>
       <w:bookmarkStart w:id="48" w:name="общие-принципы-проектирования-api_Копия_"/>
       <w:bookmarkStart w:id="49" w:name="используемые-инструменты-и-технологии"/>
-      <w:bookmarkStart w:id="50" w:name="_Toc227492792"/>
+      <w:bookmarkStart w:id="50" w:name="_Toc228214397"/>
       <w:bookmarkEnd w:id="47"/>
       <w:bookmarkEnd w:id="48"/>
       <w:bookmarkEnd w:id="49"/>
@@ -10783,7 +11281,7 @@
         </w:numPr>
         <w:ind w:firstLine="842"/>
       </w:pPr>
-      <w:bookmarkStart w:id="51" w:name="_Toc227492793"/>
+      <w:bookmarkStart w:id="51" w:name="_Toc228214398"/>
       <w:r>
         <w:t>Семантики доставки сообщений</w:t>
       </w:r>
@@ -10965,7 +11463,7 @@
         </w:numPr>
         <w:ind w:firstLine="842"/>
       </w:pPr>
-      <w:bookmarkStart w:id="52" w:name="_Toc227492794"/>
+      <w:bookmarkStart w:id="52" w:name="_Toc228214399"/>
       <w:r>
         <w:t>Восстановление после сбоев и переотправка</w:t>
       </w:r>
@@ -11083,7 +11581,7 @@
         </w:numPr>
         <w:ind w:firstLine="842"/>
       </w:pPr>
-      <w:bookmarkStart w:id="53" w:name="_Toc227492795"/>
+      <w:bookmarkStart w:id="53" w:name="_Toc228214400"/>
       <w:r>
         <w:t>Аудит и управляемость</w:t>
       </w:r>
@@ -11179,7 +11677,7 @@
       </w:pPr>
       <w:bookmarkStart w:id="54" w:name="X306aeb63bac2412a0b0e984d7caa139e0ee64a1"/>
       <w:bookmarkStart w:id="55" w:name="используемые-инструменты-и-технологии_Ко"/>
-      <w:bookmarkStart w:id="56" w:name="_Toc227492796"/>
+      <w:bookmarkStart w:id="56" w:name="_Toc228214401"/>
       <w:bookmarkEnd w:id="54"/>
       <w:bookmarkEnd w:id="55"/>
       <w:r>
@@ -11197,19 +11695,28 @@
         </w:numPr>
         <w:ind w:firstLine="842"/>
       </w:pPr>
-      <w:bookmarkStart w:id="57" w:name="_Toc227492797"/>
-      <w:bookmarkStart w:id="58" w:name="X50f8ff0171797270657af56714ce23a3cf8dcb8"/>
+      <w:bookmarkStart w:id="57" w:name="X50f8ff0171797270657af56714ce23a3cf8dcb8"/>
+      <w:bookmarkStart w:id="58" w:name="_Toc228214402"/>
       <w:r>
         <w:t>Техническая реализация и структура системы</w:t>
       </w:r>
-      <w:bookmarkEnd w:id="57"/>
+      <w:bookmarkEnd w:id="58"/>
     </w:p>
     <w:p>
       <w:pPr>
         <w:pStyle w:val="a0"/>
       </w:pPr>
       <w:r>
-        <w:t xml:space="preserve">В разделе раскрывается, из каких частей состоит разработанная система потоковой обработки данных о транзакциях, как они развёрнуты и как обмениваются данными. На рисунке </w:t>
+        <w:t>В разделе раскрывается, из каких частей состоит разработанная система потоковой обработки данных о транзакциях, как они развёрнуты и как обмениваются данными</w:t>
+      </w:r>
+      <w:r>
+        <w:t xml:space="preserve"> </w:t>
+      </w:r>
+      <w:r>
+        <w:t>[5, с. 60–75].</w:t>
+      </w:r>
+      <w:r>
+        <w:t xml:space="preserve"> На рисунке </w:t>
       </w:r>
       <w:r>
         <w:t xml:space="preserve">4.1 </w:t>
@@ -11294,7 +11801,7 @@
         <w:ind w:firstLine="698"/>
       </w:pPr>
       <w:bookmarkStart w:id="60" w:name="основные-компоненты-сервиса"/>
-      <w:bookmarkStart w:id="61" w:name="_Toc227492798"/>
+      <w:bookmarkStart w:id="61" w:name="_Toc228214403"/>
       <w:bookmarkEnd w:id="60"/>
       <w:r>
         <w:t>Главные элементы системы</w:t>
@@ -11387,7 +11894,7 @@
       </w:pPr>
       <w:bookmarkStart w:id="62" w:name="основные-компоненты-сервиса_Копия_1"/>
       <w:bookmarkStart w:id="63" w:name="X221adf5065e4a85bb10350128025ca25198ab7d"/>
-      <w:bookmarkStart w:id="64" w:name="_Toc227492799"/>
+      <w:bookmarkStart w:id="64" w:name="_Toc228214404"/>
       <w:bookmarkEnd w:id="62"/>
       <w:bookmarkEnd w:id="63"/>
       <w:r>
@@ -12042,10 +12549,7 @@
       </w:pPr>
       <w:r>
         <w:lastRenderedPageBreak/>
-        <w:t xml:space="preserve">Продолжение таблицы </w:t>
-      </w:r>
-      <w:r>
-        <w:t>3.1 – Соответствие компонент со слоями чистой архитектуры</w:t>
+        <w:t>Продолжение таблицы 3.1 – Соответствие компонент со слоями чистой архитектуры</w:t>
       </w:r>
     </w:p>
     <w:tbl>
@@ -12690,7 +13194,7 @@
       <w:r>
         <w:t xml:space="preserve"> </w:t>
       </w:r>
-      <w:bookmarkStart w:id="69" w:name="_Toc227492800"/>
+      <w:bookmarkStart w:id="69" w:name="_Toc228214405"/>
       <w:r>
         <w:t>Конфигурационный слой</w:t>
       </w:r>
@@ -13437,8 +13941,8 @@
         </w:rPr>
       </w:pPr>
       <w:bookmarkStart w:id="70" w:name="X6afa6b923d335f967fec73a4d686223f3c0df61"/>
-      <w:bookmarkStart w:id="71" w:name="_Toc227492801"/>
-      <w:bookmarkStart w:id="72" w:name="структура-кодовой-базы"/>
+      <w:bookmarkStart w:id="71" w:name="структура-кодовой-базы"/>
+      <w:bookmarkStart w:id="72" w:name="_Toc228214406"/>
       <w:bookmarkEnd w:id="70"/>
       <w:r>
         <w:rPr>
@@ -13447,14 +13951,23 @@
         </w:rPr>
         <w:t>Структура кодовой базы</w:t>
       </w:r>
-      <w:bookmarkEnd w:id="71"/>
+      <w:bookmarkEnd w:id="72"/>
     </w:p>
     <w:p>
       <w:pPr>
         <w:pStyle w:val="a0"/>
       </w:pPr>
       <w:r>
-        <w:t>Для того чтобы сделать код сервиса миграций более понятным, структурированным и удобным для дальнейшей разработки, тестирования и сопровождения, была выбрана продуманная структура проекта. В её основу легли принципы чистой архитектуры, а также типичные и хорошо зарекомендовавшие себя подходы к организации приложений на языке программирования Go. Такой выбор обусловлен стремлением обеспечить высокую читаемость кода, его расширяемость и устойчивость к изменениям в будущем.</w:t>
+        <w:t>Для того чтобы сделать код сервиса миграций более понятным, структурированным и удобным для дальнейшей разработки, тестирования и сопровождения, была выбрана продуманная структура проекта. В её основу легли принципы чистой архитектуры, а также типичные и хорошо зарекомендовавшие себя подходы к организации приложений на языке программирования Go</w:t>
+      </w:r>
+      <w:r>
+        <w:t xml:space="preserve"> </w:t>
+      </w:r>
+      <w:r>
+        <w:t>[6, с. 50–70].</w:t>
+      </w:r>
+      <w:r>
+        <w:t xml:space="preserve"> Такой выбор обусловлен стремлением обеспечить высокую читаемость кода, его расширяемость и устойчивость к изменениям в будущем.</w:t>
       </w:r>
     </w:p>
     <w:p>
@@ -13760,11 +14273,13 @@
         <w:spacing w:line="240" w:lineRule="auto"/>
         <w:rPr>
           <w:sz w:val="20"/>
+          <w:lang w:val="en-US"/>
         </w:rPr>
       </w:pPr>
       <w:r>
         <w:rPr>
           <w:sz w:val="20"/>
+          <w:lang w:val="en-US"/>
         </w:rPr>
         <w:t>├───docs</w:t>
       </w:r>
@@ -13775,11 +14290,13 @@
         <w:spacing w:line="240" w:lineRule="auto"/>
         <w:rPr>
           <w:sz w:val="20"/>
+          <w:lang w:val="en-US"/>
         </w:rPr>
       </w:pPr>
       <w:r>
         <w:rPr>
           <w:sz w:val="20"/>
+          <w:lang w:val="en-US"/>
         </w:rPr>
         <w:t>│   └───pics</w:t>
       </w:r>
@@ -13790,11 +14307,13 @@
         <w:spacing w:line="240" w:lineRule="auto"/>
         <w:rPr>
           <w:sz w:val="20"/>
+          <w:lang w:val="en-US"/>
         </w:rPr>
       </w:pPr>
       <w:r>
         <w:rPr>
           <w:sz w:val="20"/>
+          <w:lang w:val="en-US"/>
         </w:rPr>
         <w:t>├───environment</w:t>
       </w:r>
@@ -13805,11 +14324,13 @@
         <w:spacing w:line="240" w:lineRule="auto"/>
         <w:rPr>
           <w:sz w:val="20"/>
+          <w:lang w:val="en-US"/>
         </w:rPr>
       </w:pPr>
       <w:r>
         <w:rPr>
           <w:sz w:val="20"/>
+          <w:lang w:val="en-US"/>
         </w:rPr>
         <w:t>├───grafana</w:t>
       </w:r>
@@ -13820,11 +14341,13 @@
         <w:spacing w:line="240" w:lineRule="auto"/>
         <w:rPr>
           <w:sz w:val="20"/>
+          <w:lang w:val="en-US"/>
         </w:rPr>
       </w:pPr>
       <w:r>
         <w:rPr>
           <w:sz w:val="20"/>
+          <w:lang w:val="en-US"/>
         </w:rPr>
         <w:t>│   ├───dashboards</w:t>
       </w:r>
@@ -13835,19 +14358,21 @@
         <w:spacing w:line="240" w:lineRule="auto"/>
         <w:rPr>
           <w:sz w:val="20"/>
-        </w:rPr>
-      </w:pPr>
-      <w:r>
-        <w:rPr>
-          <w:sz w:val="20"/>
-        </w:rPr>
-        <w:t>│   └───</w:t>
-      </w:r>
+          <w:lang w:val="en-US"/>
+        </w:rPr>
+      </w:pPr>
       <w:r>
         <w:rPr>
           <w:sz w:val="20"/>
           <w:lang w:val="en-US"/>
         </w:rPr>
+        <w:t>│   └───</w:t>
+      </w:r>
+      <w:r>
+        <w:rPr>
+          <w:sz w:val="20"/>
+          <w:lang w:val="en-US"/>
+        </w:rPr>
         <w:t>provisioning</w:t>
       </w:r>
     </w:p>
@@ -13857,19 +14382,21 @@
         <w:spacing w:line="240" w:lineRule="auto"/>
         <w:rPr>
           <w:sz w:val="20"/>
-        </w:rPr>
-      </w:pPr>
-      <w:r>
-        <w:rPr>
-          <w:sz w:val="20"/>
-        </w:rPr>
-        <w:t>│       ├───</w:t>
-      </w:r>
+          <w:lang w:val="en-US"/>
+        </w:rPr>
+      </w:pPr>
       <w:r>
         <w:rPr>
           <w:sz w:val="20"/>
           <w:lang w:val="en-US"/>
         </w:rPr>
+        <w:t>│       ├───</w:t>
+      </w:r>
+      <w:r>
+        <w:rPr>
+          <w:sz w:val="20"/>
+          <w:lang w:val="en-US"/>
+        </w:rPr>
         <w:t>dashboards</w:t>
       </w:r>
     </w:p>
@@ -13879,19 +14406,21 @@
         <w:spacing w:line="240" w:lineRule="auto"/>
         <w:rPr>
           <w:sz w:val="20"/>
-        </w:rPr>
-      </w:pPr>
-      <w:r>
-        <w:rPr>
-          <w:sz w:val="20"/>
-        </w:rPr>
-        <w:t>│       └───</w:t>
-      </w:r>
+          <w:lang w:val="en-US"/>
+        </w:rPr>
+      </w:pPr>
       <w:r>
         <w:rPr>
           <w:sz w:val="20"/>
           <w:lang w:val="en-US"/>
         </w:rPr>
+        <w:t>│       └───</w:t>
+      </w:r>
+      <w:r>
+        <w:rPr>
+          <w:sz w:val="20"/>
+          <w:lang w:val="en-US"/>
+        </w:rPr>
         <w:t>datasources</w:t>
       </w:r>
     </w:p>
@@ -13901,19 +14430,21 @@
         <w:spacing w:line="240" w:lineRule="auto"/>
         <w:rPr>
           <w:sz w:val="20"/>
-        </w:rPr>
-      </w:pPr>
-      <w:r>
-        <w:rPr>
-          <w:sz w:val="20"/>
-        </w:rPr>
-        <w:t>├───</w:t>
-      </w:r>
+          <w:lang w:val="en-US"/>
+        </w:rPr>
+      </w:pPr>
       <w:r>
         <w:rPr>
           <w:sz w:val="20"/>
           <w:lang w:val="en-US"/>
         </w:rPr>
+        <w:t>├───</w:t>
+      </w:r>
+      <w:r>
+        <w:rPr>
+          <w:sz w:val="20"/>
+          <w:lang w:val="en-US"/>
+        </w:rPr>
         <w:t>internal</w:t>
       </w:r>
     </w:p>
@@ -13923,19 +14454,21 @@
         <w:spacing w:line="240" w:lineRule="auto"/>
         <w:rPr>
           <w:sz w:val="20"/>
-        </w:rPr>
-      </w:pPr>
-      <w:r>
-        <w:rPr>
-          <w:sz w:val="20"/>
-        </w:rPr>
-        <w:t>│   ├───</w:t>
-      </w:r>
+          <w:lang w:val="en-US"/>
+        </w:rPr>
+      </w:pPr>
       <w:r>
         <w:rPr>
           <w:sz w:val="20"/>
           <w:lang w:val="en-US"/>
         </w:rPr>
+        <w:t>│   ├───</w:t>
+      </w:r>
+      <w:r>
+        <w:rPr>
+          <w:sz w:val="20"/>
+          <w:lang w:val="en-US"/>
+        </w:rPr>
         <w:t>config</w:t>
       </w:r>
     </w:p>
@@ -13945,19 +14478,21 @@
         <w:spacing w:line="240" w:lineRule="auto"/>
         <w:rPr>
           <w:sz w:val="20"/>
-        </w:rPr>
-      </w:pPr>
-      <w:r>
-        <w:rPr>
-          <w:sz w:val="20"/>
-        </w:rPr>
-        <w:t>│   ├───</w:t>
-      </w:r>
+          <w:lang w:val="en-US"/>
+        </w:rPr>
+      </w:pPr>
       <w:r>
         <w:rPr>
           <w:sz w:val="20"/>
           <w:lang w:val="en-US"/>
         </w:rPr>
+        <w:t>│   ├───</w:t>
+      </w:r>
+      <w:r>
+        <w:rPr>
+          <w:sz w:val="20"/>
+          <w:lang w:val="en-US"/>
+        </w:rPr>
         <w:t>db</w:t>
       </w:r>
     </w:p>
@@ -13967,11 +14502,13 @@
         <w:spacing w:line="240" w:lineRule="auto"/>
         <w:rPr>
           <w:sz w:val="20"/>
+          <w:lang w:val="en-US"/>
         </w:rPr>
       </w:pPr>
       <w:r>
         <w:rPr>
           <w:sz w:val="20"/>
+          <w:lang w:val="en-US"/>
         </w:rPr>
         <w:t>│   ├───errors</w:t>
       </w:r>
@@ -13982,11 +14519,13 @@
         <w:spacing w:line="240" w:lineRule="auto"/>
         <w:rPr>
           <w:sz w:val="20"/>
+          <w:lang w:val="en-US"/>
         </w:rPr>
       </w:pPr>
       <w:r>
         <w:rPr>
           <w:sz w:val="20"/>
+          <w:lang w:val="en-US"/>
         </w:rPr>
         <w:t>│   ├───events</w:t>
       </w:r>
@@ -14159,8 +14698,8 @@
         <w:t>└───web</w:t>
       </w:r>
       <w:bookmarkStart w:id="73" w:name="ключевые-технические-решения"/>
-      <w:bookmarkEnd w:id="58"/>
-      <w:bookmarkEnd w:id="72"/>
+      <w:bookmarkEnd w:id="57"/>
+      <w:bookmarkEnd w:id="71"/>
     </w:p>
     <w:p>
       <w:pPr>
@@ -14176,7 +14715,7 @@
         </w:rPr>
       </w:pPr>
       <w:bookmarkStart w:id="74" w:name="подход-api-first"/>
-      <w:bookmarkStart w:id="75" w:name="_Toc227492802"/>
+      <w:bookmarkStart w:id="75" w:name="_Toc228214407"/>
       <w:bookmarkEnd w:id="74"/>
       <w:r>
         <w:rPr>
@@ -14338,7 +14877,16 @@
       </w:pPr>
       <w:r>
         <w:lastRenderedPageBreak/>
-        <w:t>Для таблицы транзакций дополнительно создаются индексы по наиболее часто используемым полям: дате, идентификатору счёта, категории и пользователю. Это необходимо для ускорения выборок и аналитических запросов. Поскольку в системе предусмотрен отдельный модуль аналитики, который строит отчёты за период и агрегирует операции по категориям, отсутствие индексов привело бы к заметному ухудшению производительности при росте объёма данных.</w:t>
+        <w:t>Для таблицы транзакций дополнительно создаются индексы по наиболее часто используемым полям: дате, идентификатору счёта, категории и пользователю. Это необходимо для ускорения выборок и аналитических запросов. Поскольку в системе предусмотрен отдельный модуль аналитики, который строит отчёты за период и агрегирует операции по категориям, отсутствие индексов привело бы к заметному ухудшению производительности при росте объёма данных</w:t>
+      </w:r>
+      <w:r>
+        <w:t xml:space="preserve"> </w:t>
+      </w:r>
+      <w:r>
+        <w:t>[7]</w:t>
+      </w:r>
+      <w:r>
+        <w:t>.</w:t>
       </w:r>
     </w:p>
     <w:p>
@@ -14517,7 +15065,7 @@
         </w:rPr>
       </w:pPr>
       <w:bookmarkStart w:id="76" w:name="Xb6a0db42bcf0e58db3093f48ade6c23fe92807c"/>
-      <w:bookmarkStart w:id="77" w:name="_Toc227492803"/>
+      <w:bookmarkStart w:id="77" w:name="_Toc228214408"/>
       <w:bookmarkEnd w:id="76"/>
       <w:r>
         <w:rPr>
@@ -14534,7 +15082,16 @@
         <w:ind w:firstLine="709"/>
       </w:pPr>
       <w:r>
-        <w:t>Слой бизнес-логики реализован в каталоге internal/service и соответствует уровню сценариев использования в Чистой архитектуре. Именно здесь сосредоточены все прикладные операции системы: создание транзакций, изменение и получение сущностей, расчёт агрегатов и аналитики за период. В отличие от HTTP-обработчиков или репозиториев, сервисный слой не зависит ни от формата входящего запроса, ни от конкретной реализации базы данных. Он работает только с доменными моделями и интерфейсами доступа к данным.</w:t>
+        <w:t>Слой бизнес-логики реализован в каталоге internal/service и соответствует уровню сценариев использования в Чистой архитектуре. Именно здесь сосредоточены все прикладные операции системы: создание транзакций, изменение и получение сущностей, расчёт агрегатов и аналитики за период</w:t>
+      </w:r>
+      <w:r>
+        <w:t xml:space="preserve"> </w:t>
+      </w:r>
+      <w:r>
+        <w:t>[8]</w:t>
+      </w:r>
+      <w:r>
+        <w:t>. В отличие от HTTP-обработчиков или репозиториев, сервисный слой не зависит ни от формата входящего запроса, ни от конкретной реализации базы данных. Он работает только с доменными моделями и интерфейсами доступа к данным.</w:t>
       </w:r>
     </w:p>
     <w:p>
@@ -15327,7 +15884,7 @@
       </w:pPr>
       <w:bookmarkStart w:id="78" w:name="Xb6a0db42bcf0e58db3093f48ade6c23fe928071"/>
       <w:bookmarkStart w:id="79" w:name="X41fa3a4734a05c08a55d8b5ef19fa5cd7f5b548"/>
-      <w:bookmarkStart w:id="80" w:name="_Toc227492804"/>
+      <w:bookmarkStart w:id="80" w:name="_Toc228214409"/>
       <w:bookmarkEnd w:id="78"/>
       <w:bookmarkEnd w:id="79"/>
       <w:r>
@@ -16123,7 +16680,7 @@
       </w:pPr>
       <w:bookmarkStart w:id="81" w:name="X41fa3a4734a05c08a55d8b5ef19fa5cd7f5b541"/>
       <w:bookmarkStart w:id="82" w:name="реализация-и-практическое-применение"/>
-      <w:bookmarkStart w:id="83" w:name="_Toc227492805"/>
+      <w:bookmarkStart w:id="83" w:name="_Toc228214410"/>
       <w:bookmarkEnd w:id="81"/>
       <w:bookmarkEnd w:id="82"/>
       <w:r>
@@ -16852,7 +17409,7 @@
       </w:pPr>
       <w:bookmarkStart w:id="84" w:name="подход-api-first_Копия_1"/>
       <w:bookmarkStart w:id="85" w:name="реализация-и-практическое-применение_Коп"/>
-      <w:bookmarkStart w:id="86" w:name="_Toc227492806"/>
+      <w:bookmarkStart w:id="86" w:name="_Toc228214411"/>
       <w:bookmarkEnd w:id="84"/>
       <w:bookmarkEnd w:id="85"/>
       <w:r>
@@ -17113,7 +17670,7 @@
         </w:rPr>
       </w:pPr>
       <w:bookmarkStart w:id="87" w:name="реализация-механизма"/>
-      <w:bookmarkStart w:id="88" w:name="_Toc227492807"/>
+      <w:bookmarkStart w:id="88" w:name="_Toc228214412"/>
       <w:bookmarkEnd w:id="87"/>
       <w:r>
         <w:rPr>
@@ -17992,7 +18549,7 @@
       </w:pPr>
       <w:bookmarkStart w:id="89" w:name="реализация-механизма_Копия_1"/>
       <w:bookmarkStart w:id="90" w:name="применение-в-бизнес-логике"/>
-      <w:bookmarkStart w:id="91" w:name="_Toc227492808"/>
+      <w:bookmarkStart w:id="91" w:name="_Toc228214413"/>
       <w:bookmarkEnd w:id="89"/>
       <w:bookmarkEnd w:id="90"/>
       <w:r>
@@ -18011,7 +18568,19 @@
       <w:bookmarkStart w:id="92" w:name="применение-в-бизнес-логике_Копия_1"/>
       <w:bookmarkEnd w:id="92"/>
       <w:r>
-        <w:t>Для локального запуска проекта используется контейнеризация с помощью Docker и оркестрация через Docker Compose, что позволяет быстро поднять все сервисы без установки зависимостей на хостовую систему. В одном файле docker-compose.yml описаны все компоненты: API-сервис, consumer Kafka, PostgreSQL, Apache Kafka вместе с Apache ZooKeeper, а также Prometheus, Grafana и kafka-exporter. Запуск выполняется одной командой docker-compose up --build, после чего становятся доступны HTTP API, Kafka, интерфейс Grafana, endpoint /metrics и Prometheus. Такой подход удобен для разработки и тестирования, поскольку позволяет воспроизвести окружение на любом компьютере.</w:t>
+        <w:t>Для локального запуска проекта используется контейнеризация с помощью Docker и оркестрация через Docker Compose, что позволяет быстро поднять все сервисы без установки зависимостей на хостовую систему. В одном файле docker-compose.yml описаны все компоненты: API-сервис, consumer Kafka, PostgreSQL, Apache Kafka вместе с Apache ZooKeeper, а также Prometheus, Grafana и kafka-exporter. Запуск выполняется одной командой docker-compose up --build, после чего становятся доступны HTTP API, Kafka, интерфейс Grafana, endpoint /metrics и Prometheus</w:t>
+      </w:r>
+      <w:r>
+        <w:t xml:space="preserve"> </w:t>
+      </w:r>
+      <w:r>
+        <w:t>[9]</w:t>
+      </w:r>
+      <w:r>
+        <w:tab/>
+      </w:r>
+      <w:r>
+        <w:t>. Такой подход удобен для разработки и тестирования, поскольку позволяет воспроизвести окружение на любом компьютере.</w:t>
       </w:r>
       <w:r>
         <w:t xml:space="preserve"> </w:t>
@@ -18067,7 +18636,16 @@
       </w:pPr>
       <w:r>
         <w:lastRenderedPageBreak/>
-        <w:t>Дополнительно используется burst-сценарий, при котором создаются кратковременные пики нагрузки — например, когда за несколько секунд отправляется сразу несколько сотен запросов. Это позволяет проверить устойчивость системы к резким скачкам активности. В таких условиях хорошо видно, как увеличивается количество входящих HTTP-запросов, затем producer публикует большое число сообщений в Kafka, а consumer начинает временно отставать, что приводит к росту очередей и увеличению времени обработки.</w:t>
+        <w:t>Дополнительно используется burst-сценарий, при котором создаются кратковременные пики нагрузки — например, когда за несколько секунд отправляется сразу несколько сотен запросов. Это позволяет проверить устойчивость системы к резким скачкам активности. В таких условиях хорошо видно, как увеличивается количество входящих HTTP-запросов, затем producer публикует большое число сообщений в Kafka, а consumer начинает временно отставать, что приводит к росту очередей и увеличению времени обработки</w:t>
+      </w:r>
+      <w:r>
+        <w:t xml:space="preserve"> </w:t>
+      </w:r>
+      <w:r>
+        <w:t>[10]</w:t>
+      </w:r>
+      <w:r>
+        <w:t>.</w:t>
       </w:r>
       <w:r>
         <w:t xml:space="preserve"> </w:t>
@@ -18923,11 +19501,11 @@
 <file path=word/commentsExtended.xml><?xml version="1.0" encoding="utf-8"?>
 <w15:commentsEx xmlns:wpc="http://schemas.microsoft.com/office/word/2010/wordprocessingCanvas" xmlns:cx="http://schemas.microsoft.com/office/drawing/2014/chartex" xmlns:cx1="http://schemas.microsoft.com/office/drawing/2015/9/8/chartex" xmlns:cx2="http://schemas.microsoft.com/office/drawing/2015/10/21/chartex" xmlns:cx3="http://schemas.microsoft.com/office/drawing/2016/5/9/chartex" xmlns:cx4="http://schemas.microsoft.com/office/drawing/2016/5/10/chartex" xmlns:cx5="http://schemas.microsoft.com/office/drawing/2016/5/11/chartex" xmlns:cx6="http://schemas.microsoft.com/office/drawing/2016/5/12/chartex" xmlns:cx7="http://schemas.microsoft.com/office/drawing/2016/5/13/chartex" xmlns:cx8="http://schemas.microsoft.com/office/drawing/2016/5/14/chartex" xmlns:mc="http://schemas.openxmlformats.org/markup-compatibility/2006" xmlns:aink="http://schemas.microsoft.com/office/drawing/2016/ink" xmlns:am3d="http://schemas.microsoft.com/office/drawing/2017/model3d" xmlns:o="urn:schemas-microsoft-com:office:office" xmlns:oel="http://schemas.microsoft.com/office/2019/extlst" xmlns:r="http://schemas.openxmlformats.org/officeDocument/2006/relationships" xmlns:m="http://schemas.openxmlformats.org/officeDocument/2006/math" xmlns:v="urn:schemas-microsoft-com:vml" xmlns:wp14="http://schemas.microsoft.com/office/word/2010/wordprocessingDrawing" xmlns:wp="http://schemas.openxmlformats.org/drawingml/2006/wordprocessingDrawing" xmlns:w10="urn:schemas-microsoft-com:office:word" xmlns:w="http://schemas.openxmlformats.org/wordprocessingml/2006/main" xmlns:w14="http://schemas.microsoft.com/office/word/2010/wordml" xmlns:w15="http://schemas.microsoft.com/office/word/2012/wordml" xmlns:w16cex="http://schemas.microsoft.com/office/word/2018/wordml/cex" xmlns:w16cid="http://schemas.microsoft.com/office/word/2016/wordml/cid" xmlns:w16="http://schemas.microsoft.com/office/word/2018/wordml" xmlns:w16du="http://schemas.microsoft.com/office/word/2023/wordml/word16du" xmlns:w16sdtdh="http://schemas.microsoft.com/office/word/2020/wordml/sdtdatahash" xmlns:w16sdtfl="http://schemas.microsoft.com/office/word/2024/wordml/sdtformatlock" xmlns:w16se="http://schemas.microsoft.com/office/word/2015/wordml/symex" xmlns:wpg="http://schemas.microsoft.com/office/word/2010/wordprocessingGroup" xmlns:wpi="http://schemas.microsoft.com/office/word/2010/wordprocessingInk" xmlns:wne="http://schemas.microsoft.com/office/word/2006/wordml" xmlns:wps="http://schemas.microsoft.com/office/word/2010/wordprocessingShape" mc:Ignorable="w14 w15 w16se w16cid w16 w16cex w16sdtdh w16sdtfl w16du wp14">
   <w15:commentEx w15:paraId="38A2E713" w15:done="0"/>
-  <w15:commentEx w15:paraId="0B155267" w15:done="0"/>
-  <w15:commentEx w15:paraId="2E87355A" w15:done="0"/>
-  <w15:commentEx w15:paraId="34E11D8F" w15:done="0"/>
+  <w15:commentEx w15:paraId="0B155267" w15:done="1"/>
+  <w15:commentEx w15:paraId="2E87355A" w15:done="1"/>
+  <w15:commentEx w15:paraId="34E11D8F" w15:done="1"/>
   <w15:commentEx w15:paraId="2799C96D" w15:done="1"/>
-  <w15:commentEx w15:paraId="3BAC2229" w15:done="0"/>
+  <w15:commentEx w15:paraId="3BAC2229" w15:done="1"/>
 </w15:commentsEx>
 </file>
 

--- a/docs/Текст_ВКР_Пирязев_Михаил_М8О_407Б_22.docx
+++ b/docs/Текст_ВКР_Пирязев_Михаил_М8О_407Б_22.docx
@@ -455,19 +455,10 @@
         <w:rPr>
           <w:sz w:val="22"/>
           <w:szCs w:val="22"/>
+          <w:u w:val="single"/>
           <w:lang w:val="ru-RU"/>
         </w:rPr>
-        <w:t xml:space="preserve">  </w:t>
-      </w:r>
-      <w:r>
-        <w:rPr>
-          <w:b/>
-          <w:bCs/>
-          <w:sz w:val="22"/>
-          <w:szCs w:val="22"/>
-          <w:lang w:val="ru-RU"/>
-        </w:rPr>
-        <w:t xml:space="preserve">Кафедра </w:t>
+        <w:t xml:space="preserve"> </w:t>
       </w:r>
       <w:r>
         <w:rPr>
@@ -478,7 +469,7 @@
           <w:u w:val="single"/>
           <w:lang w:val="ru-RU"/>
         </w:rPr>
-        <w:t>_</w:t>
+        <w:t>Кафедра _</w:t>
       </w:r>
       <w:r>
         <w:rPr>
@@ -488,7 +479,17 @@
           <w:u w:val="single"/>
           <w:lang w:val="ru-RU"/>
         </w:rPr>
-        <w:t>806__</w:t>
+        <w:t>806</w:t>
+      </w:r>
+      <w:r>
+        <w:rPr>
+          <w:b/>
+          <w:sz w:val="22"/>
+          <w:szCs w:val="22"/>
+          <w:u w:val="single"/>
+          <w:lang w:val="ru-RU"/>
+        </w:rPr>
+        <w:t>__</w:t>
       </w:r>
     </w:p>
     <w:p>
@@ -1505,7 +1506,7 @@
           <w:szCs w:val="22"/>
           <w:u w:val="single"/>
         </w:rPr>
-        <w:t>Кузнецова Светлана Владимировна</w:t>
+        <w:t xml:space="preserve">Кузнецова Светлана </w:t>
       </w:r>
       <w:r>
         <w:rPr>
@@ -1513,7 +1514,7 @@
           <w:szCs w:val="22"/>
           <w:u w:val="single"/>
         </w:rPr>
-        <w:tab/>
+        <w:t>Валентин</w:t>
       </w:r>
       <w:r>
         <w:rPr>
@@ -1521,7 +1522,31 @@
           <w:szCs w:val="22"/>
           <w:u w:val="single"/>
         </w:rPr>
+        <w:t>овна</w:t>
+      </w:r>
+      <w:r>
+        <w:rPr>
+          <w:sz w:val="24"/>
+          <w:szCs w:val="22"/>
+          <w:u w:val="single"/>
+        </w:rPr>
         <w:tab/>
+      </w:r>
+      <w:r>
+        <w:rPr>
+          <w:sz w:val="24"/>
+          <w:szCs w:val="22"/>
+          <w:u w:val="single"/>
+        </w:rPr>
+        <w:tab/>
+      </w:r>
+      <w:r>
+        <w:rPr>
+          <w:sz w:val="24"/>
+          <w:szCs w:val="22"/>
+          <w:u w:val="single"/>
+        </w:rPr>
+        <w:t xml:space="preserve">             </w:t>
       </w:r>
       <w:r>
         <w:rPr>
@@ -2415,7 +2440,23 @@
           <w:sz w:val="20"/>
           <w:szCs w:val="20"/>
         </w:rPr>
-        <w:t xml:space="preserve">ФЕДЕРАЛЬНОЕ ГОСУДАРСТВЕННОЕ БЮДЖЕТНОЕ ОБРАЗОВАТЕЛЬНОЕ   </w:t>
+        <w:t xml:space="preserve">ФЕДЕРАЛЬНОЕ ГОСУДАРСТВЕННОЕ </w:t>
+      </w:r>
+      <w:r>
+        <w:rPr>
+          <w:rStyle w:val="FontStyle35"/>
+          <w:sz w:val="20"/>
+          <w:szCs w:val="20"/>
+        </w:rPr>
+        <w:t>АВТОНОМНОЕ</w:t>
+      </w:r>
+      <w:r>
+        <w:rPr>
+          <w:rStyle w:val="FontStyle35"/>
+          <w:sz w:val="20"/>
+          <w:szCs w:val="20"/>
+        </w:rPr>
+        <w:t xml:space="preserve"> ОБРАЗОВАТЕЛЬНОЕ   </w:t>
       </w:r>
     </w:p>
     <w:p>
@@ -3546,42 +3587,20 @@
           <w:u w:val="single"/>
         </w:rPr>
         <w:tab/>
-        <w:t>Система потоковой обработки финансовых транзакций</w:t>
       </w:r>
       <w:r>
         <w:rPr>
           <w:sz w:val="24"/>
           <w:u w:val="single"/>
         </w:rPr>
-        <w:tab/>
+        <w:t>Проектирование микросервисной системы</w:t>
       </w:r>
       <w:r>
         <w:rPr>
           <w:sz w:val="24"/>
           <w:u w:val="single"/>
         </w:rPr>
-        <w:tab/>
-      </w:r>
-      <w:r>
-        <w:rPr>
-          <w:sz w:val="24"/>
-          <w:u w:val="single"/>
-        </w:rPr>
-        <w:tab/>
-      </w:r>
-      <w:r>
-        <w:rPr>
-          <w:sz w:val="24"/>
-          <w:u w:val="single"/>
-        </w:rPr>
-        <w:tab/>
-      </w:r>
-      <w:r>
-        <w:rPr>
-          <w:sz w:val="24"/>
-          <w:u w:val="single"/>
-        </w:rPr>
-        <w:tab/>
+        <w:t xml:space="preserve"> потоковой обработки финансовых транзакций</w:t>
       </w:r>
       <w:r>
         <w:rPr>
@@ -3743,7 +3762,15 @@
           <w:szCs w:val="24"/>
           <w:u w:val="single"/>
         </w:rPr>
-        <w:t xml:space="preserve">Реализовать компонент системы потоковой обработки финансовых транзакций и спроектировать ее архитектуру, обеспечив устойчивую работу при высокой частоте входных событий и возможных отказах отдельных узлов. Предусмотреть механизмы надежной обработки событий в условиях повторной доставки сообщений и сетевых сбоев, включая идемпотентность операций и контроль дублирования. </w:t>
+        <w:t>Реализовать систему потоковой обработки финансовых транзакций и спроектировать отказоустойчивую архитектуру системы. Предусмотреть механизмы надежной обработки событий при повторной доставке сообщений и сетевых сбоях, включая идемпотентность операций и контроль дублирования</w:t>
+      </w:r>
+      <w:r>
+        <w:rPr>
+          <w:sz w:val="24"/>
+          <w:szCs w:val="24"/>
+          <w:u w:val="single"/>
+        </w:rPr>
+        <w:t xml:space="preserve">. </w:t>
       </w:r>
     </w:p>
     <w:p>
@@ -5794,7 +5821,13 @@
         <w:pStyle w:val="a0"/>
       </w:pPr>
       <w:r>
-        <w:t>Предмет исследования — методы и программные средства построения систем потоковой обработки транзакций, обеспечивающих надёжную обработку сообщений и оперативный мониторинг состояния сервиса</w:t>
+        <w:t>Предмет исследования — методы и программные средства построения систем потоковой обработки транзакций, обеспечивающи</w:t>
+      </w:r>
+      <w:r>
+        <w:t>е</w:t>
+      </w:r>
+      <w:r>
+        <w:t xml:space="preserve"> надёжную обработку сообщений и оперативный мониторинг состояния сервиса</w:t>
       </w:r>
       <w:r>
         <w:t>.</w:t>
@@ -5805,16 +5838,7 @@
         <w:pStyle w:val="a0"/>
       </w:pPr>
       <w:r>
-        <w:t xml:space="preserve">Цель работы — спроектировать и реализовать </w:t>
-      </w:r>
-      <w:r>
-        <w:t xml:space="preserve">сервис </w:t>
-      </w:r>
-      <w:r>
-        <w:t>приёма, хранения и обработки транзакций с возможностью оперативного мониторинга</w:t>
-      </w:r>
-      <w:r>
-        <w:t>.</w:t>
+        <w:t>Цель работы - спроектировать микросервисную систему потоковой обработки финансовых транзакций и реализовать программный прототип её ключевых компонентов.</w:t>
       </w:r>
     </w:p>
     <w:p>
@@ -5822,10 +5846,7 @@
         <w:pStyle w:val="a0"/>
       </w:pPr>
       <w:r>
-        <w:t>Основной результат работы — программная система, включающая HTTP API, подсистему хранения на базе PostgreSQL, асинхронный контур обработки сообщений на базе Apache Kafka, а также средства мониторинга и визуализации на основе Prometheus и Grafana. Реализованное решение обеспечивает приём, хранение и обработку транзакций, поддерживает валидацию входных данных, обработку сообщений в соответствии с требованиями предметной области и позволяет</w:t>
-      </w:r>
-      <w:r>
-        <w:t>.</w:t>
+        <w:t>Основной результат работы - разработанная архитектура микросервисной системы, включающая сервисный слой обработки транзакций, HTTP API, подсистему хранения на базе PostgreSQL, асинхронный контур обмена событиями на базе Apache Kafka, а также средства мониторинга и визуализации на основе Prometheus и Grafana. Реализованное решение обеспечивает приём, хранение и потоковую обработку транзакций, поддерживает валидацию входных данных, идемпотентность, повторные попытки обработки и изоляцию проблемных сообщений.</w:t>
       </w:r>
     </w:p>
     <w:p>
@@ -5839,7 +5860,7 @@
         <w:rPr>
           <w:spacing w:val="2"/>
         </w:rPr>
-        <w:t>Результаты разработки ориентированы на использование в банковских и финансово-технических проектах, где критически важны надёжность обработки транзакций, прозрачность состояния системы и возможность быстрого реагирования на инциденты.</w:t>
+        <w:t>Результаты работы представляют практический интерес для задач проектирования и прототипирования систем потоковой обработки финансовых транзакций, где важны масштабируемость, надёжность обработки сообщений и возможность дальнейшего развития архитектуры.</w:t>
       </w:r>
     </w:p>
     <w:p>
@@ -9269,13 +9290,7 @@
         <w:pStyle w:val="a0"/>
       </w:pPr>
       <w:r>
-        <w:t xml:space="preserve">В условиях роста объёмов цифровых финансовых операций и усложнения платёжной инфраструктуры требования к наблюдаемости, надёжности и безопасности систем мониторинга транзакций становятся критическими. Современная банковская экосистема представляет собой сложную цепочку взаимодействий — от инициирования операции держателем карты до расчётов и зачисления средств — в которой одно событие бизнес-уровня порождает множество технических сообщений. Это накладывает строгие требования на </w:t>
-      </w:r>
-      <w:r>
-        <w:t>функционал</w:t>
-      </w:r>
-      <w:r>
-        <w:t xml:space="preserve"> мониторинга: он должен уметь собирать и связывать фрагменты потока в логические транзакции, корректно работать с рассинхронизированными временными метками. </w:t>
+        <w:t>В условиях роста объёмов цифровых финансовых операций и усложнения платёжной инфраструктуры возрастает потребность в таких программных решениях, которые способны обрабатывать большие потоки транзакционных данных надёжно, быстро и с возможностью дальнейшего масштабирования. Современные банковские и финансово-технические системы работают в распределённой среде, где отдельные этапы обработки одной транзакции выполняются разными компонентами и сопровождаются обменом большим количеством событий. В таких условиях проектирование архитектуры системы становится не менее важным, чем реализация отдельных функций.</w:t>
       </w:r>
     </w:p>
     <w:p>
@@ -9283,13 +9298,7 @@
         <w:pStyle w:val="a0"/>
       </w:pPr>
       <w:r>
-        <w:t>Актуальность темы определяется сразу несколькими факторами. Во-первую очередь, банковские операции редко рассматриваются как единичная запись: авторизация, подтверждение, клиринг формируют последовательность событий, каждое из которых важно для аналитики и оперативного реагирования. Во-вторых, разрыв между «временем события» и «временем обработки» может искажать показатели при расчёте оконных агрегатов, что делает необходимым использование моделей с поддержкой меток и механизмов корректного закрытия окон по времени события. Также, практическая эксплуатация требует встроенной наблюдаемости, чёткой политики по маскированию чувствительных данных и строгого аудита административных действий.</w:t>
-      </w:r>
-      <w:r>
-        <w:t xml:space="preserve"> Также</w:t>
-      </w:r>
-      <w:r>
-        <w:t>, в реальных системах распространены повторные доставки сообщений и переигровки потоков, что без мер дедупликации и идемпотентных эффектов приводит к искажению метрик и генерации ложных инцидентов. Все эти соображения делают разработку специализированного модуля мониторинга потоковой обработки транзакций задачей высокой практической значимости.</w:t>
+        <w:t>Актуальность темы определяется несколькими факторами. Во-первых, финансовые транзакции формируют непрерывный поток событий, поступающих с высокой интенсивностью и в нефиксированном порядке. Во-вторых, для таких систем характерны повышенные требования к отказоустойчивости, масштабируемости и устойчивости к сетевым сбоям, повторной доставке сообщений и временной недоступности отдельных компонентов. В-третьих, традиционный монолитный подход затрудняет независимое развитие частей системы, горизонтальное масштабирование и локализацию отказов. В связи с этим микросервисная архитектура представляет практический интерес как подход, позволяющий разделить систему на слабо связанные компоненты с чёткими зонами ответственности.</w:t>
       </w:r>
     </w:p>
     <w:p>
@@ -9297,17 +9306,14 @@
         <w:pStyle w:val="a0"/>
       </w:pPr>
       <w:r>
-        <w:t>В реальных платёжных экосистемах мероприятия по авторизации и расчётам проходят через множество участников — банки, центры обработки данных, платёжные сети (например, МИР,</w:t>
-      </w:r>
-      <w:r>
-        <w:t xml:space="preserve"> </w:t>
-      </w:r>
-      <w:r>
-        <w:t xml:space="preserve">Visa, Mastercard), инфраструктуру </w:t>
+        <w:t xml:space="preserve">Особую значимость для рассматриваемой темы имеет сочетание микросервисного подхода и потоковой обработки данных. Финансовая транзакция в реальных системах редко существует как одиночная запись: она проходит через несколько стадий обработки, сопровождается техническими и бизнес-событиями, может дублироваться при повторной доставке и обрабатываться асинхронно. Это требует проектирования системы, в которой заранее определены границы сервисов, форматы событий, механизмы межсервисного </w:t>
       </w:r>
       <w:r>
         <w:lastRenderedPageBreak/>
-        <w:t xml:space="preserve">банка и т. д. Из-за асинхронности, задержек сети и особенностей работы системы, одни и те же логические операции появляются в системе мониторинга в виде набора событий в не фиксированном порядке . На практике это приводит к ряду сложностей, одна из них - невозможность однозначно свести вместе события одной транзакции при отсутствии устойчивых идентификаторах; риск дублирования при at-least-once доставке;  </w:t>
+        <w:t>взаимодействия, правила идемпотентной обработки, а также средства наблюдаемости и контроля состояния распределённого контура.</w:t>
+      </w:r>
+      <w:r>
+        <w:t xml:space="preserve">  </w:t>
       </w:r>
     </w:p>
     <w:p>
@@ -9315,7 +9321,7 @@
         <w:pStyle w:val="a0"/>
       </w:pPr>
       <w:r>
-        <w:t>Целью выпускной квалификационной работы является проектирование и реализация системы приёма, хранения и обработки финансовых транзакций с возможностью оперативного мониторинга. Разрабатываемое решение должно учитывать особенности банковской предметной области: асинхронность взаимодействия компонентов, повторную доставку сообщений, необходимость валидации входных данных и высокие требования к наблюдаемости сервиса</w:t>
+        <w:t>Целью выпускной квалификационной работы является проектирование микросервисной системы потоковой обработки финансовых транзакций и реализация программного прототипа её ключевых компонентов. Разрабатываемое решение должно учитывать особенности банковской предметной области, асинхронный характер обмена сообщениями, высокую интенсивность входного потока, необходимость обеспечения надёжности обработки и возможность независимого развития отдельных частей системы</w:t>
       </w:r>
       <w:r>
         <w:t>.</w:t>
@@ -9347,7 +9353,7 @@
         <w:t>С</w:t>
       </w:r>
       <w:r>
-        <w:t>проектировать архитектуру системы, включая модель данных, API для операций и аналитики, а также механизмы хранения и валидации транзакций</w:t>
+        <w:t>проектировать систему, разделённую на сервисы, включая модель данных, API для выполнения операций и получения аналитической информации, а также механизмы хранения и валидации транзакций</w:t>
       </w:r>
       <w:r>
         <w:t xml:space="preserve">; </w:t>
@@ -9370,7 +9376,22 @@
         <w:t>Р</w:t>
       </w:r>
       <w:r>
-        <w:t>еализовать функционал приёма и обработки сообщений в соответствии с требованиями предметной области с использованием брокера сообщений</w:t>
+        <w:t xml:space="preserve">еализовать </w:t>
+      </w:r>
+      <w:r>
+        <w:t xml:space="preserve">отказоустойчивый </w:t>
+      </w:r>
+      <w:r>
+        <w:t>функционал обработки сообщений</w:t>
+      </w:r>
+      <w:r>
+        <w:t xml:space="preserve"> с использованием брокера сообщений</w:t>
+      </w:r>
+      <w:r>
+        <w:t xml:space="preserve">, </w:t>
+      </w:r>
+      <w:r>
+        <w:t>поддерживающий повторные попытки обработки и защиту от дублирования операций</w:t>
       </w:r>
       <w:r>
         <w:t xml:space="preserve">; </w:t>
@@ -9393,10 +9414,19 @@
         <w:t>О</w:t>
       </w:r>
       <w:r>
-        <w:t>беспечить наблюдаемость и надёжность системы при помощи метрик, дашбордов, журналирования, повторных попыток обработки и очереди проблемных сообщений (DLQ)</w:t>
-      </w:r>
-      <w:r>
-        <w:t xml:space="preserve">; </w:t>
+        <w:t>беспечить наблюдаемость и надёжность</w:t>
+      </w:r>
+      <w:r>
+        <w:t xml:space="preserve"> компонентов</w:t>
+      </w:r>
+      <w:r>
+        <w:t xml:space="preserve"> системы при помощи метрик, журналирования,</w:t>
+      </w:r>
+      <w:r>
+        <w:t xml:space="preserve"> и дашбордов.</w:t>
+      </w:r>
+      <w:r>
+        <w:t xml:space="preserve"> </w:t>
       </w:r>
     </w:p>
     <w:p>
@@ -9404,7 +9434,10 @@
         <w:pStyle w:val="a0"/>
       </w:pPr>
       <w:r>
-        <w:t xml:space="preserve">Объектом исследования является потоковая обработка финансовых транзакций в банковской инфраструктуре и связанные с ней сервисы наблюдаемости и аналитики. </w:t>
+        <w:t>Объектом исследования является процесс приёма, хранения и потоковой обработки финансовых транзакций в сервисной системе</w:t>
+      </w:r>
+      <w:r>
+        <w:t xml:space="preserve">. </w:t>
       </w:r>
     </w:p>
     <w:p>
@@ -9412,7 +9445,7 @@
         <w:pStyle w:val="a0"/>
       </w:pPr>
       <w:r>
-        <w:t>Предмет исследования —методы и программные средства потоковой обработки транзакций в режиме, близком к реальному времени, включая сбор и анализ потоковых событий.</w:t>
+        <w:t>Предмет исследования - методы и программные средства проектирования микросервисных систем потоковой обработки транзакций в режиме, близком к реальному времени.</w:t>
       </w:r>
     </w:p>
     <w:p>
@@ -9420,20 +9453,11 @@
         <w:pStyle w:val="a0"/>
       </w:pPr>
       <w:r>
+        <w:t xml:space="preserve">В работе применяется системный подход к проектированию распределённой программной системы, включающий анализ предметной области, декомпозицию на сервисы, формализацию контрактов взаимодействия, проектирование событийной модели и механизмов обеспечения надёжности обработки. При выборе технологических решений учитываются требования к </w:t>
+      </w:r>
+      <w:r>
         <w:lastRenderedPageBreak/>
-        <w:t>В работе применяется системный подход к проектированию стрим-сервиса: формализация контракта событий, проработка временной модели, проектирование состояний операций и алгоритмов дедупликации, а также интеграция инструментов наблюдаемости. С точки зрения реализации предполагается использование надёжных стриминговых движков и хранилищ состояния, механизмов версионирования схем и безопасного хранения</w:t>
-      </w:r>
-      <w:r>
-        <w:t>.</w:t>
-      </w:r>
-      <w:r>
-        <w:t xml:space="preserve"> </w:t>
-      </w:r>
-      <w:r>
-        <w:t>А</w:t>
-      </w:r>
-      <w:r>
-        <w:t xml:space="preserve">рхитектурно рекомендуется разделение на сервисы по принципам модульности и ответственности. Конкретные технологические решения выбираются с учётом требований по задержке, надёжности и соответствию регуляторным нормам. </w:t>
+        <w:t>масштабируемости, устойчивости к отказам, наблюдаемости и сопровождению системы в условиях эксплуатации.</w:t>
       </w:r>
     </w:p>
     <w:p>
@@ -9441,7 +9465,7 @@
         <w:pStyle w:val="a0"/>
       </w:pPr>
       <w:r>
-        <w:t xml:space="preserve">Работа имеет прикладную ценность для банков и платёжных провайдеров, стремящихся повысить качество мониторинга транзакций, сократить время реакции на инциденты и соблюдать требования по безопасности данных. С научной точки зрения предложенные подходы к обработке, дедупликации с ограниченным хранилищем состояния, а также к управляемости и аудиту правил дополняют существующие практики и формализуют инженерные компромиссы между задержкой реакции, точностью агрегатов и стоимостью ресурсов. </w:t>
+        <w:t>Практическая значимость работы заключается в том, что предложенные архитектурные решения и реализованный прототип могут быть использованы как основа для построения прикладных систем в банковской и финансово-технической сфере. С научно-прикладной точки зрения работа систематизирует подходы к проектированию микросервисной потоковой системы, объединяя вопросы архитектурной декомпозиции, событийного взаимодействия, надёжности обработки и наблюдаемости в рамках единой предметной области.</w:t>
       </w:r>
     </w:p>
     <w:p>
@@ -9449,7 +9473,7 @@
         <w:pStyle w:val="a0"/>
       </w:pPr>
       <w:r>
-        <w:t>Дипломная работа состоит из введения, четырёх глав, заключения и списка использованных источников. В первой главе проводится анализ предметной области и формулируются требования к системе обработки финансовых транзакций. Во второй главе рассматриваются архитектурные аспекты системы, включая модель данных, структуру событий, валидацию и вопросы совместимости схем. В третьей главе описываются принципы обработки потока сообщений, механизмы надёжности и обработки ошибок. В четвёртой главе представлена реализация сервиса, включая HTTP API, подсистему хранения, асинхронный контур на базе Kafka, а также средства мониторинга и визуализации метрик. В заключении подводятся итоги работы и определяются направления дальнейшего развития системы</w:t>
+        <w:t>Дипломная работа состоит из введения, четырёх глав, заключения и списка использованных источников. В первой главе проводится анализ предметной области и формулируются требования к системе потоковой обработки финансовых транзакций. Во второй главе рассматриваются архитектурные аспекты проектируемой системы, включая модель событий, структуру данных и вопросы совместимости схем. В третьей главе описываются принципы потоковой обработки сообщений, механизмы обеспечения надёжности и обработки ошибок. В четвёртой главе представлена реализация программного прототипа микросервисной системы, включая HTTP API, подсистему хранения, асинхронный контур обмена событиями и средства мониторинга. В заключении подводятся итоги работы и определяются направления дальнейшего развития системы</w:t>
       </w:r>
       <w:r>
         <w:t xml:space="preserve">. </w:t>
@@ -16742,17 +16766,9 @@
     <w:p>
       <w:pPr>
         <w:pStyle w:val="Compact0"/>
-      </w:pPr>
-      <w:r>
-        <w:t>Рисунок 4.3 – пример фрагмента конфигурации.</w:t>
-      </w:r>
-    </w:p>
-    <w:p>
-      <w:pPr>
-        <w:pStyle w:val="Compact0"/>
+        <w:jc w:val="center"/>
         <w:rPr>
           <w:sz w:val="20"/>
-          <w:lang w:val="en-US"/>
         </w:rPr>
       </w:pPr>
       <w:r>
@@ -16801,6 +16817,18 @@
     <w:p>
       <w:pPr>
         <w:pStyle w:val="Compact0"/>
+        <w:jc w:val="center"/>
+        <w:rPr>
+          <w:sz w:val="20"/>
+        </w:rPr>
+      </w:pPr>
+      <w:r>
+        <w:t>Рисунок 4.3 – пример фрагмента конфигурации.</w:t>
+      </w:r>
+    </w:p>
+    <w:p>
+      <w:pPr>
+        <w:pStyle w:val="Compact0"/>
       </w:pPr>
       <w:r>
         <w:rPr>
@@ -17302,7 +17330,7 @@
       <w:pPr>
         <w:pStyle w:val="affff0"/>
         <w:ind w:firstLine="720"/>
-        <w:jc w:val="left"/>
+        <w:jc w:val="both"/>
         <w:rPr>
           <w:b w:val="0"/>
           <w:bCs w:val="0"/>
@@ -17313,7 +17341,7 @@
           <w:b w:val="0"/>
           <w:bCs w:val="0"/>
         </w:rPr>
-        <w:t>В рамках выпускной квалификационной работы была достигнута поставленная цель — спроектирована и реализована система приёма, хранения и обработки финансовых транзакций с возможностью оперативного мониторинга.</w:t>
+        <w:t>В рамках выпускной квалификационной работы была достигнута поставленная цель - спроектирована и реализована система приёма, хранения и потоковой обработки финансовых транзакций с разделением контуров записи, состоящая из микросервисов. В ходе работы была разработана архитектура системы, включающая сервисы обработки транзакций, подсистему хранения данных, HTTP API, брокер сообщений и средства наблюдаемости.</w:t>
       </w:r>
       <w:r>
         <w:rPr>
@@ -17327,7 +17355,7 @@
           <w:b w:val="0"/>
           <w:bCs w:val="0"/>
         </w:rPr>
-        <w:t>В ходе работы была спроектирована архитектура системы, включающая модель данных, HTTP API для выполнения операций и получения аналитической информации, а также подсистему хранения и валидации транзакций на базе PostgreSQL. Это позволило сформировать целостную основу для надёжной работы с транзакционными данными в условиях высокой интенсивности входного потока.</w:t>
+        <w:t>Реализованное решение использует паттерн outbox для согласования записи в базу данных и публикации событий, что повышает надёжность асинхронного взаимодействия компонентов. Для обработки сообщений применён брокер сообщений, а также реализованы механизмы идемпотентности, дедупликации и повторных попыток обработки, обеспечивающие устойчивость системы к сбоям и повторной доставке событий.</w:t>
       </w:r>
       <w:r>
         <w:rPr>
@@ -17341,42 +17369,21 @@
           <w:b w:val="0"/>
           <w:bCs w:val="0"/>
         </w:rPr>
-        <w:t>Также был реализован функционал обработки сообщений с использованием брокера сообщений Apache Kafka. Построенный асинхронный контур обеспечивает передачу и обработку событий в соответствии с требованиями предметной области, поддерживает повторные попытки обработки, идемпотентность и изоляцию проблемных сообщений с использованием DLQ.</w:t>
+        <w:t>Отдельное внимание в работе уделено наблюдаемости и надёжности компонентов системы. Для этого реализованы сбор метрик, журналирование и визуализация состояния системы с помощью дашбордов мониторинга, что позволяет контролировать работу сервисов и своевременно выявлять отклонения в процессе обработки транзакций.</w:t>
       </w:r>
       <w:r>
         <w:rPr>
           <w:b w:val="0"/>
           <w:bCs w:val="0"/>
         </w:rPr>
-        <w:t xml:space="preserve"> </w:t>
+        <w:t xml:space="preserve"> Р</w:t>
       </w:r>
       <w:r>
         <w:rPr>
           <w:b w:val="0"/>
           <w:bCs w:val="0"/>
         </w:rPr>
-        <w:t>Отдельное внимание в работе было уделено наблюдаемости и надёжности системы. Для этого реализованы сбор и экспорт метрик, структурированное журналирование, контроль состояния consumer-групп и визуализация ключевых показателей с помощью Prometheus и Grafana. Это обеспечивает возможность оперативного мониторинга состояния системы, своевременного выявления сбоев и анализа причин отклонений в процессе обработки транзакций.</w:t>
-      </w:r>
-    </w:p>
-    <w:p>
-      <w:pPr>
-        <w:pStyle w:val="affff0"/>
-        <w:ind w:firstLine="720"/>
-        <w:jc w:val="left"/>
-      </w:pPr>
-      <w:r>
-        <w:rPr>
-          <w:b w:val="0"/>
-          <w:bCs w:val="0"/>
-        </w:rPr>
-        <w:t>Результаты тестирования подтвердили работоспособность разработанного решения и его пригодность для использования в задачах, где критичны надёжность обработки, прозрачность работы сервиса и возможность быстрого реагирования на инциденты. Перспективы дальнейшего развития связаны с расширением аналитических возможностей системы, усложнением правил обработки и мониторинга, а также адаптацией решения к промышленным сценариям масштабирования и эксплуатации</w:t>
-      </w:r>
-      <w:r>
-        <w:rPr>
-          <w:b w:val="0"/>
-          <w:bCs w:val="0"/>
-        </w:rPr>
-        <w:t>.</w:t>
+        <w:t>езультаты работы подтверждают применимость выбранных архитектурных и технологических решений для построения микросервисной системы потоковой обработки финансовых транзакций и могут служить основой для её дальнейшего развития.</w:t>
       </w:r>
       <w:r>
         <w:br w:type="page"/>
@@ -31048,6 +31055,7 @@
   <w:style w:type="character" w:default="1" w:styleId="a1">
     <w:name w:val="Default Paragraph Font"/>
     <w:uiPriority w:val="1"/>
+    <w:semiHidden/>
     <w:unhideWhenUsed/>
   </w:style>
   <w:style w:type="table" w:default="1" w:styleId="a2">
